--- a/lessons/8-5/downloads/8-5-notes-l1.docx
+++ b/lessons/8-5/downloads/8-5-notes-l1.docx
@@ -1345,6 +1345,160 @@
         </w:tc>
       </w:tr>
     </w:tbl>
+    <w:tbl>
+      <w:tblPr>
+        <w:tblW w:type="pct" w:w="100%"/>
+        <w:tblBorders>
+          <w:top w:val="none" w:color="FFFFFF" w:sz="0"/>
+          <w:left w:val="none" w:color="FFFFFF" w:sz="0"/>
+          <w:bottom w:val="single" w:color="C7D2DD" w:sz="4"/>
+          <w:right w:val="none" w:color="FFFFFF" w:sz="0"/>
+          <w:insideH w:val="none" w:color="FFFFFF" w:sz="0"/>
+          <w:insideV w:val="none" w:color="FFFFFF" w:sz="0"/>
+        </w:tblBorders>
+      </w:tblPr>
+      <w:tblGrid>
+        <w:gridCol w:w="1800"/>
+        <w:gridCol w:w="7560"/>
+      </w:tblGrid>
+      <w:tr>
+        <w:trPr>
+          <w:cantSplit/>
+        </w:trPr>
+        <w:tc>
+          <w:tcPr>
+            <w:tcW w:type="dxa" w:w="1800"/>
+            <w:tcMar>
+              <w:top w:type="dxa" w:w="100"/>
+              <w:left w:type="dxa" w:w="40"/>
+              <w:bottom w:type="dxa" w:w="100"/>
+              <w:right w:type="dxa" w:w="120"/>
+            </w:tcMar>
+            <w:vAlign w:val="center"/>
+          </w:tcPr>
+          <w:p>
+            <w:pPr>
+              <w:spacing w:after="0"/>
+              <w:jc w:val="center"/>
+            </w:pPr>
+            <w:r>
+              <w:drawing>
+                <wp:inline distT="0" distB="0" distL="0" distR="0">
+                  <wp:extent cx="1047750" cy="790575"/>
+                  <wp:effectExtent t="0" r="0" b="0" l="0"/>
+                  <wp:docPr id="1" name="" descr="" title=""/>
+                  <wp:cNvGraphicFramePr>
+                    <a:graphicFrameLocks xmlns:a="http://schemas.openxmlformats.org/drawingml/2006/main" noChangeAspect="1"/>
+                  </wp:cNvGraphicFramePr>
+                  <a:graphic xmlns:a="http://schemas.openxmlformats.org/drawingml/2006/main">
+                    <a:graphicData uri="http://schemas.openxmlformats.org/drawingml/2006/picture">
+                      <pic:pic xmlns:pic="http://schemas.openxmlformats.org/drawingml/2006/picture">
+                        <pic:nvPicPr>
+                          <pic:cNvPr id="0" name="" descr=""/>
+                          <pic:cNvPicPr>
+                            <a:picLocks noChangeAspect="1" noChangeArrowheads="1"/>
+                          </pic:cNvPicPr>
+                        </pic:nvPicPr>
+                        <pic:blipFill>
+                          <a:blip r:embed="rId14" cstate="none"/>
+                          <a:srcRect/>
+                          <a:stretch>
+                            <a:fillRect/>
+                          </a:stretch>
+                        </pic:blipFill>
+                        <pic:spPr bwMode="auto">
+                          <a:xfrm>
+                            <a:off x="0" y="0"/>
+                            <a:ext cx="1047750" cy="790575"/>
+                          </a:xfrm>
+                          <a:prstGeom prst="rect">
+                            <a:avLst/>
+                          </a:prstGeom>
+                        </pic:spPr>
+                      </pic:pic>
+                    </a:graphicData>
+                  </a:graphic>
+                </wp:inline>
+              </w:drawing>
+            </w:r>
+          </w:p>
+        </w:tc>
+        <w:tc>
+          <w:tcPr>
+            <w:tcW w:type="dxa" w:w="7560"/>
+            <w:tcMar>
+              <w:top w:type="dxa" w:w="100"/>
+              <w:left w:type="dxa" w:w="40"/>
+              <w:bottom w:type="dxa" w:w="100"/>
+              <w:right w:type="dxa" w:w="40"/>
+            </w:tcMar>
+            <w:vAlign w:val="center"/>
+          </w:tcPr>
+          <w:p>
+            <w:pPr>
+              <w:spacing w:after="50"/>
+            </w:pPr>
+            <w:r>
+              <w:rPr>
+                <w:b/>
+                <w:bCs/>
+                <w:color w:val="12355B"/>
+                <w:sz w:val="24"/>
+                <w:szCs w:val="24"/>
+              </w:rPr>
+              <w:t xml:space="preserve">True statement</w:t>
+            </w:r>
+            <w:r>
+              <w:rPr>
+                <w:i/>
+                <w:iCs/>
+                <w:color w:val="5F6F80"/>
+                <w:sz w:val="19"/>
+                <w:szCs w:val="19"/>
+              </w:rPr>
+              <w:t xml:space="preserve">   Enunciado verdadero</w:t>
+            </w:r>
+          </w:p>
+          <w:p>
+            <w:pPr>
+              <w:spacing w:after="40"/>
+            </w:pPr>
+            <w:r>
+              <w:rPr>
+                <w:sz w:val="21"/>
+                <w:szCs w:val="21"/>
+              </w:rPr>
+              <w:t xml:space="preserve">A sentence that the numbers make correct.</w:t>
+            </w:r>
+          </w:p>
+          <w:p>
+            <w:pPr>
+              <w:spacing w:after="0"/>
+            </w:pPr>
+            <w:r>
+              <w:rPr>
+                <w:b/>
+                <w:bCs/>
+                <w:color w:val="1FA6A2"/>
+                <w:sz w:val="18"/>
+                <w:szCs w:val="18"/>
+              </w:rPr>
+              <w:t xml:space="preserve">Example:  </w:t>
+            </w:r>
+            <w:r>
+              <w:rPr>
+                <w:i/>
+                <w:iCs/>
+                <w:color w:val="5F6F80"/>
+                <w:sz w:val="18"/>
+                <w:szCs w:val="18"/>
+              </w:rPr>
+              <w:t xml:space="preserve">9 &gt; 5 is true.</w:t>
+            </w:r>
+          </w:p>
+        </w:tc>
+      </w:tr>
+    </w:tbl>
     <w:p>
       <w:pPr>
         <w:pStyle w:val="Heading1"/>
@@ -1433,7 +1587,7 @@
                 <w:sz w:val="21"/>
                 <w:szCs w:val="21"/>
               </w:rPr>
-              <w:t xml:space="preserve">Graph Inequalities      •      Number line      •      Open circle      •      Closed circle      •      Solution set      •      Inequality      •      Boundary point</w:t>
+              <w:t xml:space="preserve">Graph Inequalities      •      Number line      •      Open circle      •      Closed circle      •      Solution set      •      Inequality      •      Boundary point      •      True statement</w:t>
             </w:r>
           </w:p>
         </w:tc>
@@ -1704,6 +1858,43 @@
           <w:szCs w:val="22"/>
         </w:rPr>
         <w:t xml:space="preserve">The number where the solution set begins on the number line is the </w:t>
+      </w:r>
+      <w:r>
+        <w:rPr>
+          <w:sz w:val="22"/>
+          <w:szCs w:val="22"/>
+        </w:rPr>
+        <w:t xml:space="preserve">________________</w:t>
+      </w:r>
+      <w:r>
+        <w:rPr>
+          <w:sz w:val="22"/>
+          <w:szCs w:val="22"/>
+        </w:rPr>
+        <w:t xml:space="preserve">.</w:t>
+      </w:r>
+    </w:p>
+    <w:p>
+      <w:pPr>
+        <w:keepLines/>
+        <w:spacing w:after="260" w:before="200"/>
+      </w:pPr>
+      <w:r>
+        <w:rPr>
+          <w:b/>
+          <w:bCs/>
+          <w:color w:val="12355B"/>
+          <w:sz w:val="22"/>
+          <w:szCs w:val="22"/>
+        </w:rPr>
+        <w:t xml:space="preserve">8.  </w:t>
+      </w:r>
+      <w:r>
+        <w:rPr>
+          <w:sz w:val="22"/>
+          <w:szCs w:val="22"/>
+        </w:rPr>
+        <w:t xml:space="preserve">When substituting a value makes the inequality correct, the result is a </w:t>
       </w:r>
       <w:r>
         <w:rPr>

--- a/lessons/8-5/downloads/8-5-notes-l1.docx
+++ b/lessons/8-5/downloads/8-5-notes-l1.docx
@@ -264,49 +264,269 @@
           <w:sz w:val="19"/>
           <w:szCs w:val="19"/>
         </w:rPr>
-        <w:t xml:space="preserve">Look at the picture, read the word, then read what it means.</w:t>
+        <w:t xml:space="preserve">Review each concept term, definition, non-example, and visual clue.</w:t>
       </w:r>
     </w:p>
     <w:tbl>
       <w:tblPr>
-        <w:tblW w:type="pct" w:w="100%"/>
+        <w:tblW w:type="dxa" w:w="9360"/>
         <w:tblBorders>
-          <w:top w:val="none" w:color="FFFFFF" w:sz="0"/>
-          <w:left w:val="none" w:color="FFFFFF" w:sz="0"/>
-          <w:bottom w:val="single" w:color="C7D2DD" w:sz="4"/>
-          <w:right w:val="none" w:color="FFFFFF" w:sz="0"/>
-          <w:insideH w:val="none" w:color="FFFFFF" w:sz="0"/>
-          <w:insideV w:val="none" w:color="FFFFFF" w:sz="0"/>
+          <w:top w:val="single" w:color="C7D2DD" w:sz="6"/>
+          <w:left w:val="single" w:color="C7D2DD" w:sz="6"/>
+          <w:bottom w:val="single" w:color="C7D2DD" w:sz="6"/>
+          <w:right w:val="single" w:color="C7D2DD" w:sz="6"/>
+          <w:insideH w:val="single" w:color="C7D2DD" w:sz="6"/>
+          <w:insideV w:val="single" w:color="C7D2DD" w:sz="6"/>
         </w:tblBorders>
       </w:tblPr>
       <w:tblGrid>
         <w:gridCol w:w="1800"/>
-        <w:gridCol w:w="7560"/>
+        <w:gridCol w:w="3160"/>
+        <w:gridCol w:w="2200"/>
+        <w:gridCol w:w="2200"/>
       </w:tblGrid>
       <w:tr>
         <w:trPr>
           <w:cantSplit/>
+          <w:tblHeader/>
         </w:trPr>
         <w:tc>
           <w:tcPr>
             <w:tcW w:type="dxa" w:w="1800"/>
-            <w:tcMar>
-              <w:top w:type="dxa" w:w="100"/>
-              <w:left w:type="dxa" w:w="40"/>
-              <w:bottom w:type="dxa" w:w="100"/>
-              <w:right w:type="dxa" w:w="120"/>
-            </w:tcMar>
-            <w:vAlign w:val="center"/>
+            <w:shd w:fill="EEF4F8" w:color="auto" w:val="clear"/>
+            <w:tcMar>
+              <w:top w:type="dxa" w:w="80"/>
+              <w:left w:type="dxa" w:w="100"/>
+              <w:bottom w:type="dxa" w:w="80"/>
+              <w:right w:type="dxa" w:w="100"/>
+            </w:tcMar>
           </w:tcPr>
           <w:p>
             <w:pPr>
               <w:spacing w:after="0"/>
+            </w:pPr>
+            <w:r>
+              <w:rPr>
+                <w:b/>
+                <w:bCs/>
+                <w:color w:val="12355B"/>
+                <w:sz w:val="19"/>
+                <w:szCs w:val="19"/>
+              </w:rPr>
+              <w:t xml:space="preserve">Concept Term</w:t>
+            </w:r>
+          </w:p>
+        </w:tc>
+        <w:tc>
+          <w:tcPr>
+            <w:tcW w:type="dxa" w:w="3160"/>
+            <w:shd w:fill="EEF4F8" w:color="auto" w:val="clear"/>
+            <w:tcMar>
+              <w:top w:type="dxa" w:w="80"/>
+              <w:left w:type="dxa" w:w="100"/>
+              <w:bottom w:type="dxa" w:w="80"/>
+              <w:right w:type="dxa" w:w="100"/>
+            </w:tcMar>
+          </w:tcPr>
+          <w:p>
+            <w:pPr>
+              <w:spacing w:after="0"/>
+            </w:pPr>
+            <w:r>
+              <w:rPr>
+                <w:b/>
+                <w:bCs/>
+                <w:color w:val="12355B"/>
+                <w:sz w:val="19"/>
+                <w:szCs w:val="19"/>
+              </w:rPr>
+              <w:t xml:space="preserve">Student-Friendly Definition</w:t>
+            </w:r>
+          </w:p>
+        </w:tc>
+        <w:tc>
+          <w:tcPr>
+            <w:tcW w:type="dxa" w:w="2200"/>
+            <w:shd w:fill="EEF4F8" w:color="auto" w:val="clear"/>
+            <w:tcMar>
+              <w:top w:type="dxa" w:w="80"/>
+              <w:left w:type="dxa" w:w="100"/>
+              <w:bottom w:type="dxa" w:w="80"/>
+              <w:right w:type="dxa" w:w="100"/>
+            </w:tcMar>
+          </w:tcPr>
+          <w:p>
+            <w:pPr>
+              <w:spacing w:after="0"/>
+            </w:pPr>
+            <w:r>
+              <w:rPr>
+                <w:b/>
+                <w:bCs/>
+                <w:color w:val="12355B"/>
+                <w:sz w:val="19"/>
+                <w:szCs w:val="19"/>
+              </w:rPr>
+              <w:t xml:space="preserve">Non-Example</w:t>
+            </w:r>
+          </w:p>
+        </w:tc>
+        <w:tc>
+          <w:tcPr>
+            <w:tcW w:type="dxa" w:w="2200"/>
+            <w:shd w:fill="EEF4F8" w:color="auto" w:val="clear"/>
+            <w:tcMar>
+              <w:top w:type="dxa" w:w="80"/>
+              <w:left w:type="dxa" w:w="100"/>
+              <w:bottom w:type="dxa" w:w="80"/>
+              <w:right w:type="dxa" w:w="100"/>
+            </w:tcMar>
+          </w:tcPr>
+          <w:p>
+            <w:pPr>
+              <w:spacing w:after="0"/>
+            </w:pPr>
+            <w:r>
+              <w:rPr>
+                <w:b/>
+                <w:bCs/>
+                <w:color w:val="12355B"/>
+                <w:sz w:val="19"/>
+                <w:szCs w:val="19"/>
+              </w:rPr>
+              <w:t xml:space="preserve">Visual Clue</w:t>
+            </w:r>
+          </w:p>
+        </w:tc>
+      </w:tr>
+      <w:tr>
+        <w:trPr>
+          <w:cantSplit/>
+        </w:trPr>
+        <w:tc>
+          <w:tcPr>
+            <w:tcW w:type="dxa" w:w="1800"/>
+            <w:tcMar>
+              <w:top w:type="dxa" w:w="80"/>
+              <w:left w:type="dxa" w:w="100"/>
+              <w:bottom w:type="dxa" w:w="80"/>
+              <w:right w:type="dxa" w:w="100"/>
+            </w:tcMar>
+            <w:vAlign w:val="top"/>
+          </w:tcPr>
+          <w:p>
+            <w:pPr>
+              <w:spacing w:after="30"/>
+            </w:pPr>
+            <w:r>
+              <w:rPr>
+                <w:b/>
+                <w:bCs/>
+                <w:color w:val="12355B"/>
+                <w:sz w:val="21"/>
+                <w:szCs w:val="21"/>
+              </w:rPr>
+              <w:t xml:space="preserve">Graph Inequalities</w:t>
+            </w:r>
+          </w:p>
+          <w:p>
+            <w:pPr>
+              <w:spacing w:after="0"/>
+            </w:pPr>
+            <w:r>
+              <w:rPr>
+                <w:i/>
+                <w:iCs/>
+                <w:color w:val="5F6F80"/>
+                <w:sz w:val="18"/>
+                <w:szCs w:val="18"/>
+              </w:rPr>
+              <w:t xml:space="preserve">Representar desigualdades en una recta numérica</w:t>
+            </w:r>
+          </w:p>
+        </w:tc>
+        <w:tc>
+          <w:tcPr>
+            <w:tcW w:type="dxa" w:w="3160"/>
+            <w:tcMar>
+              <w:top w:type="dxa" w:w="80"/>
+              <w:left w:type="dxa" w:w="100"/>
+              <w:bottom w:type="dxa" w:w="80"/>
+              <w:right w:type="dxa" w:w="100"/>
+            </w:tcMar>
+            <w:vAlign w:val="top"/>
+          </w:tcPr>
+          <w:p>
+            <w:pPr>
+              <w:spacing w:after="0"/>
+            </w:pPr>
+            <w:r>
+              <w:rPr>
+                <w:sz w:val="20"/>
+                <w:szCs w:val="20"/>
+              </w:rPr>
+              <w:t xml:space="preserve">Show every solution to an inequality on a number line with a boundary point and an arrow.</w:t>
+            </w:r>
+          </w:p>
+        </w:tc>
+        <w:tc>
+          <w:tcPr>
+            <w:tcW w:type="dxa" w:w="2200"/>
+            <w:tcMar>
+              <w:top w:type="dxa" w:w="80"/>
+              <w:left w:type="dxa" w:w="100"/>
+              <w:bottom w:type="dxa" w:w="80"/>
+              <w:right w:type="dxa" w:w="100"/>
+            </w:tcMar>
+            <w:vAlign w:val="top"/>
+          </w:tcPr>
+          <w:p>
+            <w:pPr>
+              <w:spacing w:after="40"/>
+            </w:pPr>
+            <w:r>
+              <w:rPr>
+                <w:i/>
+                <w:iCs/>
+                <w:color w:val="5F6F80"/>
+                <w:sz w:val="19"/>
+                <w:szCs w:val="19"/>
+              </w:rPr>
+              <w:t xml:space="preserve">Not Graph Inequalities: write a counter-example that breaks the definition.</w:t>
+            </w:r>
+          </w:p>
+          <w:p>
+            <w:pPr>
+              <w:pBdr>
+                <w:bottom w:val="single" w:color="AFBECC" w:sz="6"/>
+              </w:pBdr>
+              <w:spacing w:after="30" w:before="150"/>
+            </w:pPr>
+            <w:r>
+              <w:t xml:space="preserve"/>
+            </w:r>
+          </w:p>
+        </w:tc>
+        <w:tc>
+          <w:tcPr>
+            <w:tcW w:type="dxa" w:w="2200"/>
+            <w:tcMar>
+              <w:top w:type="dxa" w:w="80"/>
+              <w:left w:type="dxa" w:w="100"/>
+              <w:bottom w:type="dxa" w:w="80"/>
+              <w:right w:type="dxa" w:w="100"/>
+            </w:tcMar>
+            <w:vAlign w:val="top"/>
+          </w:tcPr>
+          <w:p>
+            <w:pPr>
+              <w:spacing w:after="40"/>
               <w:jc w:val="center"/>
             </w:pPr>
             <w:r>
               <w:drawing>
                 <wp:inline distT="0" distB="0" distL="0" distR="0">
-                  <wp:extent cx="1047750" cy="790575"/>
+                  <wp:extent cx="876300" cy="657225"/>
                   <wp:effectExtent t="0" r="0" b="0" l="0"/>
                   <wp:docPr id="1" name="" descr="" title=""/>
                   <wp:cNvGraphicFramePr>
@@ -331,7 +551,7 @@
                         <pic:spPr bwMode="auto">
                           <a:xfrm>
                             <a:off x="0" y="0"/>
-                            <a:ext cx="1047750" cy="790575"/>
+                            <a:ext cx="876300" cy="657225"/>
                           </a:xfrm>
                           <a:prstGeom prst="rect">
                             <a:avLst/>
@@ -344,32 +564,108 @@
               </w:drawing>
             </w:r>
           </w:p>
-        </w:tc>
-        <w:tc>
-          <w:tcPr>
-            <w:tcW w:type="dxa" w:w="7560"/>
-            <w:tcMar>
-              <w:top w:type="dxa" w:w="100"/>
-              <w:left w:type="dxa" w:w="40"/>
-              <w:bottom w:type="dxa" w:w="100"/>
-              <w:right w:type="dxa" w:w="40"/>
-            </w:tcMar>
-            <w:vAlign w:val="center"/>
-          </w:tcPr>
-          <w:p>
-            <w:pPr>
-              <w:spacing w:after="50"/>
+          <w:p>
+            <w:pPr>
+              <w:spacing w:after="0"/>
+            </w:pPr>
+            <w:r>
+              <w:rPr>
+                <w:i/>
+                <w:iCs/>
+                <w:color w:val="5F6F80"/>
+                <w:sz w:val="18"/>
+                <w:szCs w:val="18"/>
+              </w:rPr>
+              <w:t xml:space="preserve">x &gt; 3 uses an open circle at 3 and an arrow to the right.</w:t>
+            </w:r>
+          </w:p>
+        </w:tc>
+      </w:tr>
+      <w:tr>
+        <w:trPr>
+          <w:cantSplit/>
+        </w:trPr>
+        <w:tc>
+          <w:tcPr>
+            <w:tcW w:type="dxa" w:w="1800"/>
+            <w:tcMar>
+              <w:top w:type="dxa" w:w="80"/>
+              <w:left w:type="dxa" w:w="100"/>
+              <w:bottom w:type="dxa" w:w="80"/>
+              <w:right w:type="dxa" w:w="100"/>
+            </w:tcMar>
+            <w:vAlign w:val="top"/>
+          </w:tcPr>
+          <w:p>
+            <w:pPr>
+              <w:spacing w:after="30"/>
             </w:pPr>
             <w:r>
               <w:rPr>
                 <w:b/>
                 <w:bCs/>
                 <w:color w:val="12355B"/>
-                <w:sz w:val="24"/>
-                <w:szCs w:val="24"/>
-              </w:rPr>
-              <w:t xml:space="preserve">Graph Inequalities</w:t>
-            </w:r>
+                <w:sz w:val="21"/>
+                <w:szCs w:val="21"/>
+              </w:rPr>
+              <w:t xml:space="preserve">Number line</w:t>
+            </w:r>
+          </w:p>
+          <w:p>
+            <w:pPr>
+              <w:spacing w:after="0"/>
+            </w:pPr>
+            <w:r>
+              <w:rPr>
+                <w:i/>
+                <w:iCs/>
+                <w:color w:val="5F6F80"/>
+                <w:sz w:val="18"/>
+                <w:szCs w:val="18"/>
+              </w:rPr>
+              <w:t xml:space="preserve">Recta numérica</w:t>
+            </w:r>
+          </w:p>
+        </w:tc>
+        <w:tc>
+          <w:tcPr>
+            <w:tcW w:type="dxa" w:w="3160"/>
+            <w:tcMar>
+              <w:top w:type="dxa" w:w="80"/>
+              <w:left w:type="dxa" w:w="100"/>
+              <w:bottom w:type="dxa" w:w="80"/>
+              <w:right w:type="dxa" w:w="100"/>
+            </w:tcMar>
+            <w:vAlign w:val="top"/>
+          </w:tcPr>
+          <w:p>
+            <w:pPr>
+              <w:spacing w:after="0"/>
+            </w:pPr>
+            <w:r>
+              <w:rPr>
+                <w:sz w:val="20"/>
+                <w:szCs w:val="20"/>
+              </w:rPr>
+              <w:t xml:space="preserve">A straight line where numbers are placed in order; numbers get smaller to the left and larger to the right.</w:t>
+            </w:r>
+          </w:p>
+        </w:tc>
+        <w:tc>
+          <w:tcPr>
+            <w:tcW w:type="dxa" w:w="2200"/>
+            <w:tcMar>
+              <w:top w:type="dxa" w:w="80"/>
+              <w:left w:type="dxa" w:w="100"/>
+              <w:bottom w:type="dxa" w:w="80"/>
+              <w:right w:type="dxa" w:w="100"/>
+            </w:tcMar>
+            <w:vAlign w:val="top"/>
+          </w:tcPr>
+          <w:p>
+            <w:pPr>
+              <w:spacing w:after="40"/>
+            </w:pPr>
             <w:r>
               <w:rPr>
                 <w:i/>
@@ -378,89 +674,41 @@
                 <w:sz w:val="19"/>
                 <w:szCs w:val="19"/>
               </w:rPr>
-              <w:t xml:space="preserve">   Representar desigualdades en una recta numérica</w:t>
-            </w:r>
-          </w:p>
+              <w:t xml:space="preserve">Not Number line: write a counter-example that breaks the definition.</w:t>
+            </w:r>
+          </w:p>
+          <w:p>
+            <w:pPr>
+              <w:pBdr>
+                <w:bottom w:val="single" w:color="AFBECC" w:sz="6"/>
+              </w:pBdr>
+              <w:spacing w:after="30" w:before="150"/>
+            </w:pPr>
+            <w:r>
+              <w:t xml:space="preserve"/>
+            </w:r>
+          </w:p>
+        </w:tc>
+        <w:tc>
+          <w:tcPr>
+            <w:tcW w:type="dxa" w:w="2200"/>
+            <w:tcMar>
+              <w:top w:type="dxa" w:w="80"/>
+              <w:left w:type="dxa" w:w="100"/>
+              <w:bottom w:type="dxa" w:w="80"/>
+              <w:right w:type="dxa" w:w="100"/>
+            </w:tcMar>
+            <w:vAlign w:val="top"/>
+          </w:tcPr>
           <w:p>
             <w:pPr>
               <w:spacing w:after="40"/>
-            </w:pPr>
-            <w:r>
-              <w:rPr>
-                <w:sz w:val="21"/>
-                <w:szCs w:val="21"/>
-              </w:rPr>
-              <w:t xml:space="preserve">Show every solution to an inequality on a number line with a boundary point and an arrow.</w:t>
-            </w:r>
-          </w:p>
-          <w:p>
-            <w:pPr>
-              <w:spacing w:after="0"/>
-            </w:pPr>
-            <w:r>
-              <w:rPr>
-                <w:b/>
-                <w:bCs/>
-                <w:color w:val="1FA6A2"/>
-                <w:sz w:val="18"/>
-                <w:szCs w:val="18"/>
-              </w:rPr>
-              <w:t xml:space="preserve">Example:  </w:t>
-            </w:r>
-            <w:r>
-              <w:rPr>
-                <w:i/>
-                <w:iCs/>
-                <w:color w:val="5F6F80"/>
-                <w:sz w:val="18"/>
-                <w:szCs w:val="18"/>
-              </w:rPr>
-              <w:t xml:space="preserve">x &gt; 3 uses an open circle at 3 and an arrow to the right.</w:t>
-            </w:r>
-          </w:p>
-        </w:tc>
-      </w:tr>
-    </w:tbl>
-    <w:tbl>
-      <w:tblPr>
-        <w:tblW w:type="pct" w:w="100%"/>
-        <w:tblBorders>
-          <w:top w:val="none" w:color="FFFFFF" w:sz="0"/>
-          <w:left w:val="none" w:color="FFFFFF" w:sz="0"/>
-          <w:bottom w:val="single" w:color="C7D2DD" w:sz="4"/>
-          <w:right w:val="none" w:color="FFFFFF" w:sz="0"/>
-          <w:insideH w:val="none" w:color="FFFFFF" w:sz="0"/>
-          <w:insideV w:val="none" w:color="FFFFFF" w:sz="0"/>
-        </w:tblBorders>
-      </w:tblPr>
-      <w:tblGrid>
-        <w:gridCol w:w="1800"/>
-        <w:gridCol w:w="7560"/>
-      </w:tblGrid>
-      <w:tr>
-        <w:trPr>
-          <w:cantSplit/>
-        </w:trPr>
-        <w:tc>
-          <w:tcPr>
-            <w:tcW w:type="dxa" w:w="1800"/>
-            <w:tcMar>
-              <w:top w:type="dxa" w:w="100"/>
-              <w:left w:type="dxa" w:w="40"/>
-              <w:bottom w:type="dxa" w:w="100"/>
-              <w:right w:type="dxa" w:w="120"/>
-            </w:tcMar>
-            <w:vAlign w:val="center"/>
-          </w:tcPr>
-          <w:p>
-            <w:pPr>
-              <w:spacing w:after="0"/>
               <w:jc w:val="center"/>
             </w:pPr>
             <w:r>
               <w:drawing>
                 <wp:inline distT="0" distB="0" distL="0" distR="0">
-                  <wp:extent cx="1047750" cy="790575"/>
+                  <wp:extent cx="876300" cy="657225"/>
                   <wp:effectExtent t="0" r="0" b="0" l="0"/>
                   <wp:docPr id="1" name="" descr="" title=""/>
                   <wp:cNvGraphicFramePr>
@@ -485,7 +733,7 @@
                         <pic:spPr bwMode="auto">
                           <a:xfrm>
                             <a:off x="0" y="0"/>
-                            <a:ext cx="1047750" cy="790575"/>
+                            <a:ext cx="876300" cy="657225"/>
                           </a:xfrm>
                           <a:prstGeom prst="rect">
                             <a:avLst/>
@@ -498,32 +746,108 @@
               </w:drawing>
             </w:r>
           </w:p>
-        </w:tc>
-        <w:tc>
-          <w:tcPr>
-            <w:tcW w:type="dxa" w:w="7560"/>
-            <w:tcMar>
-              <w:top w:type="dxa" w:w="100"/>
-              <w:left w:type="dxa" w:w="40"/>
-              <w:bottom w:type="dxa" w:w="100"/>
-              <w:right w:type="dxa" w:w="40"/>
-            </w:tcMar>
-            <w:vAlign w:val="center"/>
-          </w:tcPr>
-          <w:p>
-            <w:pPr>
-              <w:spacing w:after="50"/>
+          <w:p>
+            <w:pPr>
+              <w:spacing w:after="0"/>
+            </w:pPr>
+            <w:r>
+              <w:rPr>
+                <w:i/>
+                <w:iCs/>
+                <w:color w:val="5F6F80"/>
+                <w:sz w:val="18"/>
+                <w:szCs w:val="18"/>
+              </w:rPr>
+              <w:t xml:space="preserve">A horizontal line with marks at 0, 1, 2, 3, ... showing where values fall</w:t>
+            </w:r>
+          </w:p>
+        </w:tc>
+      </w:tr>
+      <w:tr>
+        <w:trPr>
+          <w:cantSplit/>
+        </w:trPr>
+        <w:tc>
+          <w:tcPr>
+            <w:tcW w:type="dxa" w:w="1800"/>
+            <w:tcMar>
+              <w:top w:type="dxa" w:w="80"/>
+              <w:left w:type="dxa" w:w="100"/>
+              <w:bottom w:type="dxa" w:w="80"/>
+              <w:right w:type="dxa" w:w="100"/>
+            </w:tcMar>
+            <w:vAlign w:val="top"/>
+          </w:tcPr>
+          <w:p>
+            <w:pPr>
+              <w:spacing w:after="30"/>
             </w:pPr>
             <w:r>
               <w:rPr>
                 <w:b/>
                 <w:bCs/>
                 <w:color w:val="12355B"/>
-                <w:sz w:val="24"/>
-                <w:szCs w:val="24"/>
-              </w:rPr>
-              <w:t xml:space="preserve">Number line</w:t>
-            </w:r>
+                <w:sz w:val="21"/>
+                <w:szCs w:val="21"/>
+              </w:rPr>
+              <w:t xml:space="preserve">Open circle</w:t>
+            </w:r>
+          </w:p>
+          <w:p>
+            <w:pPr>
+              <w:spacing w:after="0"/>
+            </w:pPr>
+            <w:r>
+              <w:rPr>
+                <w:i/>
+                <w:iCs/>
+                <w:color w:val="5F6F80"/>
+                <w:sz w:val="18"/>
+                <w:szCs w:val="18"/>
+              </w:rPr>
+              <w:t xml:space="preserve">Círculo abierto</w:t>
+            </w:r>
+          </w:p>
+        </w:tc>
+        <w:tc>
+          <w:tcPr>
+            <w:tcW w:type="dxa" w:w="3160"/>
+            <w:tcMar>
+              <w:top w:type="dxa" w:w="80"/>
+              <w:left w:type="dxa" w:w="100"/>
+              <w:bottom w:type="dxa" w:w="80"/>
+              <w:right w:type="dxa" w:w="100"/>
+            </w:tcMar>
+            <w:vAlign w:val="top"/>
+          </w:tcPr>
+          <w:p>
+            <w:pPr>
+              <w:spacing w:after="0"/>
+            </w:pPr>
+            <w:r>
+              <w:rPr>
+                <w:sz w:val="20"/>
+                <w:szCs w:val="20"/>
+              </w:rPr>
+              <w:t xml:space="preserve">An empty circle showing a number is NOT included.</w:t>
+            </w:r>
+          </w:p>
+        </w:tc>
+        <w:tc>
+          <w:tcPr>
+            <w:tcW w:type="dxa" w:w="2200"/>
+            <w:tcMar>
+              <w:top w:type="dxa" w:w="80"/>
+              <w:left w:type="dxa" w:w="100"/>
+              <w:bottom w:type="dxa" w:w="80"/>
+              <w:right w:type="dxa" w:w="100"/>
+            </w:tcMar>
+            <w:vAlign w:val="top"/>
+          </w:tcPr>
+          <w:p>
+            <w:pPr>
+              <w:spacing w:after="40"/>
+            </w:pPr>
             <w:r>
               <w:rPr>
                 <w:i/>
@@ -532,89 +856,41 @@
                 <w:sz w:val="19"/>
                 <w:szCs w:val="19"/>
               </w:rPr>
-              <w:t xml:space="preserve">   Recta numérica</w:t>
-            </w:r>
-          </w:p>
+              <w:t xml:space="preserve">Not Open circle: write a counter-example that breaks the definition.</w:t>
+            </w:r>
+          </w:p>
+          <w:p>
+            <w:pPr>
+              <w:pBdr>
+                <w:bottom w:val="single" w:color="AFBECC" w:sz="6"/>
+              </w:pBdr>
+              <w:spacing w:after="30" w:before="150"/>
+            </w:pPr>
+            <w:r>
+              <w:t xml:space="preserve"/>
+            </w:r>
+          </w:p>
+        </w:tc>
+        <w:tc>
+          <w:tcPr>
+            <w:tcW w:type="dxa" w:w="2200"/>
+            <w:tcMar>
+              <w:top w:type="dxa" w:w="80"/>
+              <w:left w:type="dxa" w:w="100"/>
+              <w:bottom w:type="dxa" w:w="80"/>
+              <w:right w:type="dxa" w:w="100"/>
+            </w:tcMar>
+            <w:vAlign w:val="top"/>
+          </w:tcPr>
           <w:p>
             <w:pPr>
               <w:spacing w:after="40"/>
-            </w:pPr>
-            <w:r>
-              <w:rPr>
-                <w:sz w:val="21"/>
-                <w:szCs w:val="21"/>
-              </w:rPr>
-              <w:t xml:space="preserve">A straight line where numbers are placed in order; numbers get smaller to the left and larger to the right.</w:t>
-            </w:r>
-          </w:p>
-          <w:p>
-            <w:pPr>
-              <w:spacing w:after="0"/>
-            </w:pPr>
-            <w:r>
-              <w:rPr>
-                <w:b/>
-                <w:bCs/>
-                <w:color w:val="1FA6A2"/>
-                <w:sz w:val="18"/>
-                <w:szCs w:val="18"/>
-              </w:rPr>
-              <w:t xml:space="preserve">Example:  </w:t>
-            </w:r>
-            <w:r>
-              <w:rPr>
-                <w:i/>
-                <w:iCs/>
-                <w:color w:val="5F6F80"/>
-                <w:sz w:val="18"/>
-                <w:szCs w:val="18"/>
-              </w:rPr>
-              <w:t xml:space="preserve">A horizontal line with marks at 0, 1, 2, 3, ... showing where values fall</w:t>
-            </w:r>
-          </w:p>
-        </w:tc>
-      </w:tr>
-    </w:tbl>
-    <w:tbl>
-      <w:tblPr>
-        <w:tblW w:type="pct" w:w="100%"/>
-        <w:tblBorders>
-          <w:top w:val="none" w:color="FFFFFF" w:sz="0"/>
-          <w:left w:val="none" w:color="FFFFFF" w:sz="0"/>
-          <w:bottom w:val="single" w:color="C7D2DD" w:sz="4"/>
-          <w:right w:val="none" w:color="FFFFFF" w:sz="0"/>
-          <w:insideH w:val="none" w:color="FFFFFF" w:sz="0"/>
-          <w:insideV w:val="none" w:color="FFFFFF" w:sz="0"/>
-        </w:tblBorders>
-      </w:tblPr>
-      <w:tblGrid>
-        <w:gridCol w:w="1800"/>
-        <w:gridCol w:w="7560"/>
-      </w:tblGrid>
-      <w:tr>
-        <w:trPr>
-          <w:cantSplit/>
-        </w:trPr>
-        <w:tc>
-          <w:tcPr>
-            <w:tcW w:type="dxa" w:w="1800"/>
-            <w:tcMar>
-              <w:top w:type="dxa" w:w="100"/>
-              <w:left w:type="dxa" w:w="40"/>
-              <w:bottom w:type="dxa" w:w="100"/>
-              <w:right w:type="dxa" w:w="120"/>
-            </w:tcMar>
-            <w:vAlign w:val="center"/>
-          </w:tcPr>
-          <w:p>
-            <w:pPr>
-              <w:spacing w:after="0"/>
               <w:jc w:val="center"/>
             </w:pPr>
             <w:r>
               <w:drawing>
                 <wp:inline distT="0" distB="0" distL="0" distR="0">
-                  <wp:extent cx="1047750" cy="790575"/>
+                  <wp:extent cx="876300" cy="657225"/>
                   <wp:effectExtent t="0" r="0" b="0" l="0"/>
                   <wp:docPr id="1" name="" descr="" title=""/>
                   <wp:cNvGraphicFramePr>
@@ -639,7 +915,7 @@
                         <pic:spPr bwMode="auto">
                           <a:xfrm>
                             <a:off x="0" y="0"/>
-                            <a:ext cx="1047750" cy="790575"/>
+                            <a:ext cx="876300" cy="657225"/>
                           </a:xfrm>
                           <a:prstGeom prst="rect">
                             <a:avLst/>
@@ -652,32 +928,108 @@
               </w:drawing>
             </w:r>
           </w:p>
-        </w:tc>
-        <w:tc>
-          <w:tcPr>
-            <w:tcW w:type="dxa" w:w="7560"/>
-            <w:tcMar>
-              <w:top w:type="dxa" w:w="100"/>
-              <w:left w:type="dxa" w:w="40"/>
-              <w:bottom w:type="dxa" w:w="100"/>
-              <w:right w:type="dxa" w:w="40"/>
-            </w:tcMar>
-            <w:vAlign w:val="center"/>
-          </w:tcPr>
-          <w:p>
-            <w:pPr>
-              <w:spacing w:after="50"/>
+          <w:p>
+            <w:pPr>
+              <w:spacing w:after="0"/>
+            </w:pPr>
+            <w:r>
+              <w:rPr>
+                <w:i/>
+                <w:iCs/>
+                <w:color w:val="5F6F80"/>
+                <w:sz w:val="18"/>
+                <w:szCs w:val="18"/>
+              </w:rPr>
+              <w:t xml:space="preserve">x &gt; 5: open circle at 5 means 5 itself is NOT a solution, but 5.1, 6, 7, ... are</w:t>
+            </w:r>
+          </w:p>
+        </w:tc>
+      </w:tr>
+      <w:tr>
+        <w:trPr>
+          <w:cantSplit/>
+        </w:trPr>
+        <w:tc>
+          <w:tcPr>
+            <w:tcW w:type="dxa" w:w="1800"/>
+            <w:tcMar>
+              <w:top w:type="dxa" w:w="80"/>
+              <w:left w:type="dxa" w:w="100"/>
+              <w:bottom w:type="dxa" w:w="80"/>
+              <w:right w:type="dxa" w:w="100"/>
+            </w:tcMar>
+            <w:vAlign w:val="top"/>
+          </w:tcPr>
+          <w:p>
+            <w:pPr>
+              <w:spacing w:after="30"/>
             </w:pPr>
             <w:r>
               <w:rPr>
                 <w:b/>
                 <w:bCs/>
                 <w:color w:val="12355B"/>
-                <w:sz w:val="24"/>
-                <w:szCs w:val="24"/>
-              </w:rPr>
-              <w:t xml:space="preserve">Open circle</w:t>
-            </w:r>
+                <w:sz w:val="21"/>
+                <w:szCs w:val="21"/>
+              </w:rPr>
+              <w:t xml:space="preserve">Closed circle</w:t>
+            </w:r>
+          </w:p>
+          <w:p>
+            <w:pPr>
+              <w:spacing w:after="0"/>
+            </w:pPr>
+            <w:r>
+              <w:rPr>
+                <w:i/>
+                <w:iCs/>
+                <w:color w:val="5F6F80"/>
+                <w:sz w:val="18"/>
+                <w:szCs w:val="18"/>
+              </w:rPr>
+              <w:t xml:space="preserve">Círculo cerrado</w:t>
+            </w:r>
+          </w:p>
+        </w:tc>
+        <w:tc>
+          <w:tcPr>
+            <w:tcW w:type="dxa" w:w="3160"/>
+            <w:tcMar>
+              <w:top w:type="dxa" w:w="80"/>
+              <w:left w:type="dxa" w:w="100"/>
+              <w:bottom w:type="dxa" w:w="80"/>
+              <w:right w:type="dxa" w:w="100"/>
+            </w:tcMar>
+            <w:vAlign w:val="top"/>
+          </w:tcPr>
+          <w:p>
+            <w:pPr>
+              <w:spacing w:after="0"/>
+            </w:pPr>
+            <w:r>
+              <w:rPr>
+                <w:sz w:val="20"/>
+                <w:szCs w:val="20"/>
+              </w:rPr>
+              <w:t xml:space="preserve">A filled-in circle showing a number IS included.</w:t>
+            </w:r>
+          </w:p>
+        </w:tc>
+        <w:tc>
+          <w:tcPr>
+            <w:tcW w:type="dxa" w:w="2200"/>
+            <w:tcMar>
+              <w:top w:type="dxa" w:w="80"/>
+              <w:left w:type="dxa" w:w="100"/>
+              <w:bottom w:type="dxa" w:w="80"/>
+              <w:right w:type="dxa" w:w="100"/>
+            </w:tcMar>
+            <w:vAlign w:val="top"/>
+          </w:tcPr>
+          <w:p>
+            <w:pPr>
+              <w:spacing w:after="40"/>
+            </w:pPr>
             <w:r>
               <w:rPr>
                 <w:i/>
@@ -686,89 +1038,41 @@
                 <w:sz w:val="19"/>
                 <w:szCs w:val="19"/>
               </w:rPr>
-              <w:t xml:space="preserve">   Círculo abierto</w:t>
-            </w:r>
-          </w:p>
+              <w:t xml:space="preserve">Not Closed circle: write a counter-example that breaks the definition.</w:t>
+            </w:r>
+          </w:p>
+          <w:p>
+            <w:pPr>
+              <w:pBdr>
+                <w:bottom w:val="single" w:color="AFBECC" w:sz="6"/>
+              </w:pBdr>
+              <w:spacing w:after="30" w:before="150"/>
+            </w:pPr>
+            <w:r>
+              <w:t xml:space="preserve"/>
+            </w:r>
+          </w:p>
+        </w:tc>
+        <w:tc>
+          <w:tcPr>
+            <w:tcW w:type="dxa" w:w="2200"/>
+            <w:tcMar>
+              <w:top w:type="dxa" w:w="80"/>
+              <w:left w:type="dxa" w:w="100"/>
+              <w:bottom w:type="dxa" w:w="80"/>
+              <w:right w:type="dxa" w:w="100"/>
+            </w:tcMar>
+            <w:vAlign w:val="top"/>
+          </w:tcPr>
           <w:p>
             <w:pPr>
               <w:spacing w:after="40"/>
-            </w:pPr>
-            <w:r>
-              <w:rPr>
-                <w:sz w:val="21"/>
-                <w:szCs w:val="21"/>
-              </w:rPr>
-              <w:t xml:space="preserve">An empty circle showing a number is NOT included.</w:t>
-            </w:r>
-          </w:p>
-          <w:p>
-            <w:pPr>
-              <w:spacing w:after="0"/>
-            </w:pPr>
-            <w:r>
-              <w:rPr>
-                <w:b/>
-                <w:bCs/>
-                <w:color w:val="1FA6A2"/>
-                <w:sz w:val="18"/>
-                <w:szCs w:val="18"/>
-              </w:rPr>
-              <w:t xml:space="preserve">Example:  </w:t>
-            </w:r>
-            <w:r>
-              <w:rPr>
-                <w:i/>
-                <w:iCs/>
-                <w:color w:val="5F6F80"/>
-                <w:sz w:val="18"/>
-                <w:szCs w:val="18"/>
-              </w:rPr>
-              <w:t xml:space="preserve">x &gt; 5: open circle at 5 means 5 itself is NOT a solution, but 5.1, 6, 7, ... are</w:t>
-            </w:r>
-          </w:p>
-        </w:tc>
-      </w:tr>
-    </w:tbl>
-    <w:tbl>
-      <w:tblPr>
-        <w:tblW w:type="pct" w:w="100%"/>
-        <w:tblBorders>
-          <w:top w:val="none" w:color="FFFFFF" w:sz="0"/>
-          <w:left w:val="none" w:color="FFFFFF" w:sz="0"/>
-          <w:bottom w:val="single" w:color="C7D2DD" w:sz="4"/>
-          <w:right w:val="none" w:color="FFFFFF" w:sz="0"/>
-          <w:insideH w:val="none" w:color="FFFFFF" w:sz="0"/>
-          <w:insideV w:val="none" w:color="FFFFFF" w:sz="0"/>
-        </w:tblBorders>
-      </w:tblPr>
-      <w:tblGrid>
-        <w:gridCol w:w="1800"/>
-        <w:gridCol w:w="7560"/>
-      </w:tblGrid>
-      <w:tr>
-        <w:trPr>
-          <w:cantSplit/>
-        </w:trPr>
-        <w:tc>
-          <w:tcPr>
-            <w:tcW w:type="dxa" w:w="1800"/>
-            <w:tcMar>
-              <w:top w:type="dxa" w:w="100"/>
-              <w:left w:type="dxa" w:w="40"/>
-              <w:bottom w:type="dxa" w:w="100"/>
-              <w:right w:type="dxa" w:w="120"/>
-            </w:tcMar>
-            <w:vAlign w:val="center"/>
-          </w:tcPr>
-          <w:p>
-            <w:pPr>
-              <w:spacing w:after="0"/>
               <w:jc w:val="center"/>
             </w:pPr>
             <w:r>
               <w:drawing>
                 <wp:inline distT="0" distB="0" distL="0" distR="0">
-                  <wp:extent cx="1047750" cy="790575"/>
+                  <wp:extent cx="876300" cy="657225"/>
                   <wp:effectExtent t="0" r="0" b="0" l="0"/>
                   <wp:docPr id="1" name="" descr="" title=""/>
                   <wp:cNvGraphicFramePr>
@@ -793,7 +1097,7 @@
                         <pic:spPr bwMode="auto">
                           <a:xfrm>
                             <a:off x="0" y="0"/>
-                            <a:ext cx="1047750" cy="790575"/>
+                            <a:ext cx="876300" cy="657225"/>
                           </a:xfrm>
                           <a:prstGeom prst="rect">
                             <a:avLst/>
@@ -806,32 +1110,108 @@
               </w:drawing>
             </w:r>
           </w:p>
-        </w:tc>
-        <w:tc>
-          <w:tcPr>
-            <w:tcW w:type="dxa" w:w="7560"/>
-            <w:tcMar>
-              <w:top w:type="dxa" w:w="100"/>
-              <w:left w:type="dxa" w:w="40"/>
-              <w:bottom w:type="dxa" w:w="100"/>
-              <w:right w:type="dxa" w:w="40"/>
-            </w:tcMar>
-            <w:vAlign w:val="center"/>
-          </w:tcPr>
-          <w:p>
-            <w:pPr>
-              <w:spacing w:after="50"/>
+          <w:p>
+            <w:pPr>
+              <w:spacing w:after="0"/>
+            </w:pPr>
+            <w:r>
+              <w:rPr>
+                <w:i/>
+                <w:iCs/>
+                <w:color w:val="5F6F80"/>
+                <w:sz w:val="18"/>
+                <w:szCs w:val="18"/>
+              </w:rPr>
+              <w:t xml:space="preserve">x ≥ 5: closed circle at 5 means 5 IS a solution, and so are 6, 7, 8, ...</w:t>
+            </w:r>
+          </w:p>
+        </w:tc>
+      </w:tr>
+      <w:tr>
+        <w:trPr>
+          <w:cantSplit/>
+        </w:trPr>
+        <w:tc>
+          <w:tcPr>
+            <w:tcW w:type="dxa" w:w="1800"/>
+            <w:tcMar>
+              <w:top w:type="dxa" w:w="80"/>
+              <w:left w:type="dxa" w:w="100"/>
+              <w:bottom w:type="dxa" w:w="80"/>
+              <w:right w:type="dxa" w:w="100"/>
+            </w:tcMar>
+            <w:vAlign w:val="top"/>
+          </w:tcPr>
+          <w:p>
+            <w:pPr>
+              <w:spacing w:after="30"/>
             </w:pPr>
             <w:r>
               <w:rPr>
                 <w:b/>
                 <w:bCs/>
                 <w:color w:val="12355B"/>
-                <w:sz w:val="24"/>
-                <w:szCs w:val="24"/>
-              </w:rPr>
-              <w:t xml:space="preserve">Closed circle</w:t>
-            </w:r>
+                <w:sz w:val="21"/>
+                <w:szCs w:val="21"/>
+              </w:rPr>
+              <w:t xml:space="preserve">Solution set</w:t>
+            </w:r>
+          </w:p>
+          <w:p>
+            <w:pPr>
+              <w:spacing w:after="0"/>
+            </w:pPr>
+            <w:r>
+              <w:rPr>
+                <w:i/>
+                <w:iCs/>
+                <w:color w:val="5F6F80"/>
+                <w:sz w:val="18"/>
+                <w:szCs w:val="18"/>
+              </w:rPr>
+              <w:t xml:space="preserve">Conjunto solución</w:t>
+            </w:r>
+          </w:p>
+        </w:tc>
+        <w:tc>
+          <w:tcPr>
+            <w:tcW w:type="dxa" w:w="3160"/>
+            <w:tcMar>
+              <w:top w:type="dxa" w:w="80"/>
+              <w:left w:type="dxa" w:w="100"/>
+              <w:bottom w:type="dxa" w:w="80"/>
+              <w:right w:type="dxa" w:w="100"/>
+            </w:tcMar>
+            <w:vAlign w:val="top"/>
+          </w:tcPr>
+          <w:p>
+            <w:pPr>
+              <w:spacing w:after="0"/>
+            </w:pPr>
+            <w:r>
+              <w:rPr>
+                <w:sz w:val="20"/>
+                <w:szCs w:val="20"/>
+              </w:rPr>
+              <w:t xml:space="preserve">All the numbers that make the inequality true.</w:t>
+            </w:r>
+          </w:p>
+        </w:tc>
+        <w:tc>
+          <w:tcPr>
+            <w:tcW w:type="dxa" w:w="2200"/>
+            <w:tcMar>
+              <w:top w:type="dxa" w:w="80"/>
+              <w:left w:type="dxa" w:w="100"/>
+              <w:bottom w:type="dxa" w:w="80"/>
+              <w:right w:type="dxa" w:w="100"/>
+            </w:tcMar>
+            <w:vAlign w:val="top"/>
+          </w:tcPr>
+          <w:p>
+            <w:pPr>
+              <w:spacing w:after="40"/>
+            </w:pPr>
             <w:r>
               <w:rPr>
                 <w:i/>
@@ -840,89 +1220,41 @@
                 <w:sz w:val="19"/>
                 <w:szCs w:val="19"/>
               </w:rPr>
-              <w:t xml:space="preserve">   Círculo cerrado</w:t>
-            </w:r>
-          </w:p>
+              <w:t xml:space="preserve">Not Solution set: write a counter-example that breaks the definition.</w:t>
+            </w:r>
+          </w:p>
+          <w:p>
+            <w:pPr>
+              <w:pBdr>
+                <w:bottom w:val="single" w:color="AFBECC" w:sz="6"/>
+              </w:pBdr>
+              <w:spacing w:after="30" w:before="150"/>
+            </w:pPr>
+            <w:r>
+              <w:t xml:space="preserve"/>
+            </w:r>
+          </w:p>
+        </w:tc>
+        <w:tc>
+          <w:tcPr>
+            <w:tcW w:type="dxa" w:w="2200"/>
+            <w:tcMar>
+              <w:top w:type="dxa" w:w="80"/>
+              <w:left w:type="dxa" w:w="100"/>
+              <w:bottom w:type="dxa" w:w="80"/>
+              <w:right w:type="dxa" w:w="100"/>
+            </w:tcMar>
+            <w:vAlign w:val="top"/>
+          </w:tcPr>
           <w:p>
             <w:pPr>
               <w:spacing w:after="40"/>
-            </w:pPr>
-            <w:r>
-              <w:rPr>
-                <w:sz w:val="21"/>
-                <w:szCs w:val="21"/>
-              </w:rPr>
-              <w:t xml:space="preserve">A filled-in circle showing a number IS included.</w:t>
-            </w:r>
-          </w:p>
-          <w:p>
-            <w:pPr>
-              <w:spacing w:after="0"/>
-            </w:pPr>
-            <w:r>
-              <w:rPr>
-                <w:b/>
-                <w:bCs/>
-                <w:color w:val="1FA6A2"/>
-                <w:sz w:val="18"/>
-                <w:szCs w:val="18"/>
-              </w:rPr>
-              <w:t xml:space="preserve">Example:  </w:t>
-            </w:r>
-            <w:r>
-              <w:rPr>
-                <w:i/>
-                <w:iCs/>
-                <w:color w:val="5F6F80"/>
-                <w:sz w:val="18"/>
-                <w:szCs w:val="18"/>
-              </w:rPr>
-              <w:t xml:space="preserve">x ≥ 5: closed circle at 5 means 5 IS a solution, and so are 6, 7, 8, ...</w:t>
-            </w:r>
-          </w:p>
-        </w:tc>
-      </w:tr>
-    </w:tbl>
-    <w:tbl>
-      <w:tblPr>
-        <w:tblW w:type="pct" w:w="100%"/>
-        <w:tblBorders>
-          <w:top w:val="none" w:color="FFFFFF" w:sz="0"/>
-          <w:left w:val="none" w:color="FFFFFF" w:sz="0"/>
-          <w:bottom w:val="single" w:color="C7D2DD" w:sz="4"/>
-          <w:right w:val="none" w:color="FFFFFF" w:sz="0"/>
-          <w:insideH w:val="none" w:color="FFFFFF" w:sz="0"/>
-          <w:insideV w:val="none" w:color="FFFFFF" w:sz="0"/>
-        </w:tblBorders>
-      </w:tblPr>
-      <w:tblGrid>
-        <w:gridCol w:w="1800"/>
-        <w:gridCol w:w="7560"/>
-      </w:tblGrid>
-      <w:tr>
-        <w:trPr>
-          <w:cantSplit/>
-        </w:trPr>
-        <w:tc>
-          <w:tcPr>
-            <w:tcW w:type="dxa" w:w="1800"/>
-            <w:tcMar>
-              <w:top w:type="dxa" w:w="100"/>
-              <w:left w:type="dxa" w:w="40"/>
-              <w:bottom w:type="dxa" w:w="100"/>
-              <w:right w:type="dxa" w:w="120"/>
-            </w:tcMar>
-            <w:vAlign w:val="center"/>
-          </w:tcPr>
-          <w:p>
-            <w:pPr>
-              <w:spacing w:after="0"/>
               <w:jc w:val="center"/>
             </w:pPr>
             <w:r>
               <w:drawing>
                 <wp:inline distT="0" distB="0" distL="0" distR="0">
-                  <wp:extent cx="1047750" cy="790575"/>
+                  <wp:extent cx="876300" cy="657225"/>
                   <wp:effectExtent t="0" r="0" b="0" l="0"/>
                   <wp:docPr id="1" name="" descr="" title=""/>
                   <wp:cNvGraphicFramePr>
@@ -947,7 +1279,7 @@
                         <pic:spPr bwMode="auto">
                           <a:xfrm>
                             <a:off x="0" y="0"/>
-                            <a:ext cx="1047750" cy="790575"/>
+                            <a:ext cx="876300" cy="657225"/>
                           </a:xfrm>
                           <a:prstGeom prst="rect">
                             <a:avLst/>
@@ -960,32 +1292,108 @@
               </w:drawing>
             </w:r>
           </w:p>
-        </w:tc>
-        <w:tc>
-          <w:tcPr>
-            <w:tcW w:type="dxa" w:w="7560"/>
-            <w:tcMar>
-              <w:top w:type="dxa" w:w="100"/>
-              <w:left w:type="dxa" w:w="40"/>
-              <w:bottom w:type="dxa" w:w="100"/>
-              <w:right w:type="dxa" w:w="40"/>
-            </w:tcMar>
-            <w:vAlign w:val="center"/>
-          </w:tcPr>
-          <w:p>
-            <w:pPr>
-              <w:spacing w:after="50"/>
+          <w:p>
+            <w:pPr>
+              <w:spacing w:after="0"/>
+            </w:pPr>
+            <w:r>
+              <w:rPr>
+                <w:i/>
+                <w:iCs/>
+                <w:color w:val="5F6F80"/>
+                <w:sz w:val="18"/>
+                <w:szCs w:val="18"/>
+              </w:rPr>
+              <w:t xml:space="preserve">For x &gt; 3, the solution set includes 3.1, 4, 5, 10, 100 — any number greater than 3</w:t>
+            </w:r>
+          </w:p>
+        </w:tc>
+      </w:tr>
+      <w:tr>
+        <w:trPr>
+          <w:cantSplit/>
+        </w:trPr>
+        <w:tc>
+          <w:tcPr>
+            <w:tcW w:type="dxa" w:w="1800"/>
+            <w:tcMar>
+              <w:top w:type="dxa" w:w="80"/>
+              <w:left w:type="dxa" w:w="100"/>
+              <w:bottom w:type="dxa" w:w="80"/>
+              <w:right w:type="dxa" w:w="100"/>
+            </w:tcMar>
+            <w:vAlign w:val="top"/>
+          </w:tcPr>
+          <w:p>
+            <w:pPr>
+              <w:spacing w:after="30"/>
             </w:pPr>
             <w:r>
               <w:rPr>
                 <w:b/>
                 <w:bCs/>
                 <w:color w:val="12355B"/>
-                <w:sz w:val="24"/>
-                <w:szCs w:val="24"/>
-              </w:rPr>
-              <w:t xml:space="preserve">Solution set</w:t>
-            </w:r>
+                <w:sz w:val="21"/>
+                <w:szCs w:val="21"/>
+              </w:rPr>
+              <w:t xml:space="preserve">Inequality</w:t>
+            </w:r>
+          </w:p>
+          <w:p>
+            <w:pPr>
+              <w:spacing w:after="0"/>
+            </w:pPr>
+            <w:r>
+              <w:rPr>
+                <w:i/>
+                <w:iCs/>
+                <w:color w:val="5F6F80"/>
+                <w:sz w:val="18"/>
+                <w:szCs w:val="18"/>
+              </w:rPr>
+              <w:t xml:space="preserve">Desigualdad</w:t>
+            </w:r>
+          </w:p>
+        </w:tc>
+        <w:tc>
+          <w:tcPr>
+            <w:tcW w:type="dxa" w:w="3160"/>
+            <w:tcMar>
+              <w:top w:type="dxa" w:w="80"/>
+              <w:left w:type="dxa" w:w="100"/>
+              <w:bottom w:type="dxa" w:w="80"/>
+              <w:right w:type="dxa" w:w="100"/>
+            </w:tcMar>
+            <w:vAlign w:val="top"/>
+          </w:tcPr>
+          <w:p>
+            <w:pPr>
+              <w:spacing w:after="0"/>
+            </w:pPr>
+            <w:r>
+              <w:rPr>
+                <w:sz w:val="20"/>
+                <w:szCs w:val="20"/>
+              </w:rPr>
+              <w:t xml:space="preserve">A math sentence that compares two sides with &lt;, &gt;, ≤, or ≥.</w:t>
+            </w:r>
+          </w:p>
+        </w:tc>
+        <w:tc>
+          <w:tcPr>
+            <w:tcW w:type="dxa" w:w="2200"/>
+            <w:tcMar>
+              <w:top w:type="dxa" w:w="80"/>
+              <w:left w:type="dxa" w:w="100"/>
+              <w:bottom w:type="dxa" w:w="80"/>
+              <w:right w:type="dxa" w:w="100"/>
+            </w:tcMar>
+            <w:vAlign w:val="top"/>
+          </w:tcPr>
+          <w:p>
+            <w:pPr>
+              <w:spacing w:after="40"/>
+            </w:pPr>
             <w:r>
               <w:rPr>
                 <w:i/>
@@ -994,89 +1402,41 @@
                 <w:sz w:val="19"/>
                 <w:szCs w:val="19"/>
               </w:rPr>
-              <w:t xml:space="preserve">   Conjunto solución</w:t>
-            </w:r>
-          </w:p>
+              <w:t xml:space="preserve">Not Inequality: write a counter-example that breaks the definition.</w:t>
+            </w:r>
+          </w:p>
+          <w:p>
+            <w:pPr>
+              <w:pBdr>
+                <w:bottom w:val="single" w:color="AFBECC" w:sz="6"/>
+              </w:pBdr>
+              <w:spacing w:after="30" w:before="150"/>
+            </w:pPr>
+            <w:r>
+              <w:t xml:space="preserve"/>
+            </w:r>
+          </w:p>
+        </w:tc>
+        <w:tc>
+          <w:tcPr>
+            <w:tcW w:type="dxa" w:w="2200"/>
+            <w:tcMar>
+              <w:top w:type="dxa" w:w="80"/>
+              <w:left w:type="dxa" w:w="100"/>
+              <w:bottom w:type="dxa" w:w="80"/>
+              <w:right w:type="dxa" w:w="100"/>
+            </w:tcMar>
+            <w:vAlign w:val="top"/>
+          </w:tcPr>
           <w:p>
             <w:pPr>
               <w:spacing w:after="40"/>
-            </w:pPr>
-            <w:r>
-              <w:rPr>
-                <w:sz w:val="21"/>
-                <w:szCs w:val="21"/>
-              </w:rPr>
-              <w:t xml:space="preserve">All the numbers that make the inequality true.</w:t>
-            </w:r>
-          </w:p>
-          <w:p>
-            <w:pPr>
-              <w:spacing w:after="0"/>
-            </w:pPr>
-            <w:r>
-              <w:rPr>
-                <w:b/>
-                <w:bCs/>
-                <w:color w:val="1FA6A2"/>
-                <w:sz w:val="18"/>
-                <w:szCs w:val="18"/>
-              </w:rPr>
-              <w:t xml:space="preserve">Example:  </w:t>
-            </w:r>
-            <w:r>
-              <w:rPr>
-                <w:i/>
-                <w:iCs/>
-                <w:color w:val="5F6F80"/>
-                <w:sz w:val="18"/>
-                <w:szCs w:val="18"/>
-              </w:rPr>
-              <w:t xml:space="preserve">For x &gt; 3, the solution set includes 3.1, 4, 5, 10, 100 — any number greater than 3</w:t>
-            </w:r>
-          </w:p>
-        </w:tc>
-      </w:tr>
-    </w:tbl>
-    <w:tbl>
-      <w:tblPr>
-        <w:tblW w:type="pct" w:w="100%"/>
-        <w:tblBorders>
-          <w:top w:val="none" w:color="FFFFFF" w:sz="0"/>
-          <w:left w:val="none" w:color="FFFFFF" w:sz="0"/>
-          <w:bottom w:val="single" w:color="C7D2DD" w:sz="4"/>
-          <w:right w:val="none" w:color="FFFFFF" w:sz="0"/>
-          <w:insideH w:val="none" w:color="FFFFFF" w:sz="0"/>
-          <w:insideV w:val="none" w:color="FFFFFF" w:sz="0"/>
-        </w:tblBorders>
-      </w:tblPr>
-      <w:tblGrid>
-        <w:gridCol w:w="1800"/>
-        <w:gridCol w:w="7560"/>
-      </w:tblGrid>
-      <w:tr>
-        <w:trPr>
-          <w:cantSplit/>
-        </w:trPr>
-        <w:tc>
-          <w:tcPr>
-            <w:tcW w:type="dxa" w:w="1800"/>
-            <w:tcMar>
-              <w:top w:type="dxa" w:w="100"/>
-              <w:left w:type="dxa" w:w="40"/>
-              <w:bottom w:type="dxa" w:w="100"/>
-              <w:right w:type="dxa" w:w="120"/>
-            </w:tcMar>
-            <w:vAlign w:val="center"/>
-          </w:tcPr>
-          <w:p>
-            <w:pPr>
-              <w:spacing w:after="0"/>
               <w:jc w:val="center"/>
             </w:pPr>
             <w:r>
               <w:drawing>
                 <wp:inline distT="0" distB="0" distL="0" distR="0">
-                  <wp:extent cx="1047750" cy="790575"/>
+                  <wp:extent cx="876300" cy="657225"/>
                   <wp:effectExtent t="0" r="0" b="0" l="0"/>
                   <wp:docPr id="1" name="" descr="" title=""/>
                   <wp:cNvGraphicFramePr>
@@ -1101,7 +1461,7 @@
                         <pic:spPr bwMode="auto">
                           <a:xfrm>
                             <a:off x="0" y="0"/>
-                            <a:ext cx="1047750" cy="790575"/>
+                            <a:ext cx="876300" cy="657225"/>
                           </a:xfrm>
                           <a:prstGeom prst="rect">
                             <a:avLst/>
@@ -1114,32 +1474,108 @@
               </w:drawing>
             </w:r>
           </w:p>
-        </w:tc>
-        <w:tc>
-          <w:tcPr>
-            <w:tcW w:type="dxa" w:w="7560"/>
-            <w:tcMar>
-              <w:top w:type="dxa" w:w="100"/>
-              <w:left w:type="dxa" w:w="40"/>
-              <w:bottom w:type="dxa" w:w="100"/>
-              <w:right w:type="dxa" w:w="40"/>
-            </w:tcMar>
-            <w:vAlign w:val="center"/>
-          </w:tcPr>
-          <w:p>
-            <w:pPr>
-              <w:spacing w:after="50"/>
+          <w:p>
+            <w:pPr>
+              <w:spacing w:after="0"/>
+            </w:pPr>
+            <w:r>
+              <w:rPr>
+                <w:i/>
+                <w:iCs/>
+                <w:color w:val="5F6F80"/>
+                <w:sz w:val="18"/>
+                <w:szCs w:val="18"/>
+              </w:rPr>
+              <w:t xml:space="preserve">x ≥ 3 is an inequality; it is graphed as a closed circle on 3 with an arrow to the right.</w:t>
+            </w:r>
+          </w:p>
+        </w:tc>
+      </w:tr>
+      <w:tr>
+        <w:trPr>
+          <w:cantSplit/>
+        </w:trPr>
+        <w:tc>
+          <w:tcPr>
+            <w:tcW w:type="dxa" w:w="1800"/>
+            <w:tcMar>
+              <w:top w:type="dxa" w:w="80"/>
+              <w:left w:type="dxa" w:w="100"/>
+              <w:bottom w:type="dxa" w:w="80"/>
+              <w:right w:type="dxa" w:w="100"/>
+            </w:tcMar>
+            <w:vAlign w:val="top"/>
+          </w:tcPr>
+          <w:p>
+            <w:pPr>
+              <w:spacing w:after="30"/>
             </w:pPr>
             <w:r>
               <w:rPr>
                 <w:b/>
                 <w:bCs/>
                 <w:color w:val="12355B"/>
-                <w:sz w:val="24"/>
-                <w:szCs w:val="24"/>
-              </w:rPr>
-              <w:t xml:space="preserve">Inequality</w:t>
-            </w:r>
+                <w:sz w:val="21"/>
+                <w:szCs w:val="21"/>
+              </w:rPr>
+              <w:t xml:space="preserve">Boundary point</w:t>
+            </w:r>
+          </w:p>
+          <w:p>
+            <w:pPr>
+              <w:spacing w:after="0"/>
+            </w:pPr>
+            <w:r>
+              <w:rPr>
+                <w:i/>
+                <w:iCs/>
+                <w:color w:val="5F6F80"/>
+                <w:sz w:val="18"/>
+                <w:szCs w:val="18"/>
+              </w:rPr>
+              <w:t xml:space="preserve">Punto límite</w:t>
+            </w:r>
+          </w:p>
+        </w:tc>
+        <w:tc>
+          <w:tcPr>
+            <w:tcW w:type="dxa" w:w="3160"/>
+            <w:tcMar>
+              <w:top w:type="dxa" w:w="80"/>
+              <w:left w:type="dxa" w:w="100"/>
+              <w:bottom w:type="dxa" w:w="80"/>
+              <w:right w:type="dxa" w:w="100"/>
+            </w:tcMar>
+            <w:vAlign w:val="top"/>
+          </w:tcPr>
+          <w:p>
+            <w:pPr>
+              <w:spacing w:after="0"/>
+            </w:pPr>
+            <w:r>
+              <w:rPr>
+                <w:sz w:val="20"/>
+                <w:szCs w:val="20"/>
+              </w:rPr>
+              <w:t xml:space="preserve">The number on the number line where the solution set starts.</w:t>
+            </w:r>
+          </w:p>
+        </w:tc>
+        <w:tc>
+          <w:tcPr>
+            <w:tcW w:type="dxa" w:w="2200"/>
+            <w:tcMar>
+              <w:top w:type="dxa" w:w="80"/>
+              <w:left w:type="dxa" w:w="100"/>
+              <w:bottom w:type="dxa" w:w="80"/>
+              <w:right w:type="dxa" w:w="100"/>
+            </w:tcMar>
+            <w:vAlign w:val="top"/>
+          </w:tcPr>
+          <w:p>
+            <w:pPr>
+              <w:spacing w:after="40"/>
+            </w:pPr>
             <w:r>
               <w:rPr>
                 <w:i/>
@@ -1148,89 +1584,41 @@
                 <w:sz w:val="19"/>
                 <w:szCs w:val="19"/>
               </w:rPr>
-              <w:t xml:space="preserve">   Desigualdad</w:t>
-            </w:r>
-          </w:p>
+              <w:t xml:space="preserve">Not Boundary point: write a counter-example that breaks the definition.</w:t>
+            </w:r>
+          </w:p>
+          <w:p>
+            <w:pPr>
+              <w:pBdr>
+                <w:bottom w:val="single" w:color="AFBECC" w:sz="6"/>
+              </w:pBdr>
+              <w:spacing w:after="30" w:before="150"/>
+            </w:pPr>
+            <w:r>
+              <w:t xml:space="preserve"/>
+            </w:r>
+          </w:p>
+        </w:tc>
+        <w:tc>
+          <w:tcPr>
+            <w:tcW w:type="dxa" w:w="2200"/>
+            <w:tcMar>
+              <w:top w:type="dxa" w:w="80"/>
+              <w:left w:type="dxa" w:w="100"/>
+              <w:bottom w:type="dxa" w:w="80"/>
+              <w:right w:type="dxa" w:w="100"/>
+            </w:tcMar>
+            <w:vAlign w:val="top"/>
+          </w:tcPr>
           <w:p>
             <w:pPr>
               <w:spacing w:after="40"/>
-            </w:pPr>
-            <w:r>
-              <w:rPr>
-                <w:sz w:val="21"/>
-                <w:szCs w:val="21"/>
-              </w:rPr>
-              <w:t xml:space="preserve">A math sentence that compares two sides with &lt;, &gt;, ≤, or ≥.</w:t>
-            </w:r>
-          </w:p>
-          <w:p>
-            <w:pPr>
-              <w:spacing w:after="0"/>
-            </w:pPr>
-            <w:r>
-              <w:rPr>
-                <w:b/>
-                <w:bCs/>
-                <w:color w:val="1FA6A2"/>
-                <w:sz w:val="18"/>
-                <w:szCs w:val="18"/>
-              </w:rPr>
-              <w:t xml:space="preserve">Example:  </w:t>
-            </w:r>
-            <w:r>
-              <w:rPr>
-                <w:i/>
-                <w:iCs/>
-                <w:color w:val="5F6F80"/>
-                <w:sz w:val="18"/>
-                <w:szCs w:val="18"/>
-              </w:rPr>
-              <w:t xml:space="preserve">x ≥ 3 is an inequality; it is graphed as a closed circle on 3 with an arrow to the right.</w:t>
-            </w:r>
-          </w:p>
-        </w:tc>
-      </w:tr>
-    </w:tbl>
-    <w:tbl>
-      <w:tblPr>
-        <w:tblW w:type="pct" w:w="100%"/>
-        <w:tblBorders>
-          <w:top w:val="none" w:color="FFFFFF" w:sz="0"/>
-          <w:left w:val="none" w:color="FFFFFF" w:sz="0"/>
-          <w:bottom w:val="single" w:color="C7D2DD" w:sz="4"/>
-          <w:right w:val="none" w:color="FFFFFF" w:sz="0"/>
-          <w:insideH w:val="none" w:color="FFFFFF" w:sz="0"/>
-          <w:insideV w:val="none" w:color="FFFFFF" w:sz="0"/>
-        </w:tblBorders>
-      </w:tblPr>
-      <w:tblGrid>
-        <w:gridCol w:w="1800"/>
-        <w:gridCol w:w="7560"/>
-      </w:tblGrid>
-      <w:tr>
-        <w:trPr>
-          <w:cantSplit/>
-        </w:trPr>
-        <w:tc>
-          <w:tcPr>
-            <w:tcW w:type="dxa" w:w="1800"/>
-            <w:tcMar>
-              <w:top w:type="dxa" w:w="100"/>
-              <w:left w:type="dxa" w:w="40"/>
-              <w:bottom w:type="dxa" w:w="100"/>
-              <w:right w:type="dxa" w:w="120"/>
-            </w:tcMar>
-            <w:vAlign w:val="center"/>
-          </w:tcPr>
-          <w:p>
-            <w:pPr>
-              <w:spacing w:after="0"/>
               <w:jc w:val="center"/>
             </w:pPr>
             <w:r>
               <w:drawing>
                 <wp:inline distT="0" distB="0" distL="0" distR="0">
-                  <wp:extent cx="1047750" cy="790575"/>
+                  <wp:extent cx="876300" cy="657225"/>
                   <wp:effectExtent t="0" r="0" b="0" l="0"/>
                   <wp:docPr id="1" name="" descr="" title=""/>
                   <wp:cNvGraphicFramePr>
@@ -1255,7 +1643,7 @@
                         <pic:spPr bwMode="auto">
                           <a:xfrm>
                             <a:off x="0" y="0"/>
-                            <a:ext cx="1047750" cy="790575"/>
+                            <a:ext cx="876300" cy="657225"/>
                           </a:xfrm>
                           <a:prstGeom prst="rect">
                             <a:avLst/>
@@ -1268,32 +1656,108 @@
               </w:drawing>
             </w:r>
           </w:p>
-        </w:tc>
-        <w:tc>
-          <w:tcPr>
-            <w:tcW w:type="dxa" w:w="7560"/>
-            <w:tcMar>
-              <w:top w:type="dxa" w:w="100"/>
-              <w:left w:type="dxa" w:w="40"/>
-              <w:bottom w:type="dxa" w:w="100"/>
-              <w:right w:type="dxa" w:w="40"/>
-            </w:tcMar>
-            <w:vAlign w:val="center"/>
-          </w:tcPr>
-          <w:p>
-            <w:pPr>
-              <w:spacing w:after="50"/>
+          <w:p>
+            <w:pPr>
+              <w:spacing w:after="0"/>
+            </w:pPr>
+            <w:r>
+              <w:rPr>
+                <w:i/>
+                <w:iCs/>
+                <w:color w:val="5F6F80"/>
+                <w:sz w:val="18"/>
+                <w:szCs w:val="18"/>
+              </w:rPr>
+              <w:t xml:space="preserve">For x &gt; 5, the boundary point is 5, shown with an open circle.</w:t>
+            </w:r>
+          </w:p>
+        </w:tc>
+      </w:tr>
+      <w:tr>
+        <w:trPr>
+          <w:cantSplit/>
+        </w:trPr>
+        <w:tc>
+          <w:tcPr>
+            <w:tcW w:type="dxa" w:w="1800"/>
+            <w:tcMar>
+              <w:top w:type="dxa" w:w="80"/>
+              <w:left w:type="dxa" w:w="100"/>
+              <w:bottom w:type="dxa" w:w="80"/>
+              <w:right w:type="dxa" w:w="100"/>
+            </w:tcMar>
+            <w:vAlign w:val="top"/>
+          </w:tcPr>
+          <w:p>
+            <w:pPr>
+              <w:spacing w:after="30"/>
             </w:pPr>
             <w:r>
               <w:rPr>
                 <w:b/>
                 <w:bCs/>
                 <w:color w:val="12355B"/>
-                <w:sz w:val="24"/>
-                <w:szCs w:val="24"/>
-              </w:rPr>
-              <w:t xml:space="preserve">Boundary point</w:t>
-            </w:r>
+                <w:sz w:val="21"/>
+                <w:szCs w:val="21"/>
+              </w:rPr>
+              <w:t xml:space="preserve">True statement</w:t>
+            </w:r>
+          </w:p>
+          <w:p>
+            <w:pPr>
+              <w:spacing w:after="0"/>
+            </w:pPr>
+            <w:r>
+              <w:rPr>
+                <w:i/>
+                <w:iCs/>
+                <w:color w:val="5F6F80"/>
+                <w:sz w:val="18"/>
+                <w:szCs w:val="18"/>
+              </w:rPr>
+              <w:t xml:space="preserve">Enunciado verdadero</w:t>
+            </w:r>
+          </w:p>
+        </w:tc>
+        <w:tc>
+          <w:tcPr>
+            <w:tcW w:type="dxa" w:w="3160"/>
+            <w:tcMar>
+              <w:top w:type="dxa" w:w="80"/>
+              <w:left w:type="dxa" w:w="100"/>
+              <w:bottom w:type="dxa" w:w="80"/>
+              <w:right w:type="dxa" w:w="100"/>
+            </w:tcMar>
+            <w:vAlign w:val="top"/>
+          </w:tcPr>
+          <w:p>
+            <w:pPr>
+              <w:spacing w:after="0"/>
+            </w:pPr>
+            <w:r>
+              <w:rPr>
+                <w:sz w:val="20"/>
+                <w:szCs w:val="20"/>
+              </w:rPr>
+              <w:t xml:space="preserve">A sentence that the numbers make correct.</w:t>
+            </w:r>
+          </w:p>
+        </w:tc>
+        <w:tc>
+          <w:tcPr>
+            <w:tcW w:type="dxa" w:w="2200"/>
+            <w:tcMar>
+              <w:top w:type="dxa" w:w="80"/>
+              <w:left w:type="dxa" w:w="100"/>
+              <w:bottom w:type="dxa" w:w="80"/>
+              <w:right w:type="dxa" w:w="100"/>
+            </w:tcMar>
+            <w:vAlign w:val="top"/>
+          </w:tcPr>
+          <w:p>
+            <w:pPr>
+              <w:spacing w:after="40"/>
+            </w:pPr>
             <w:r>
               <w:rPr>
                 <w:i/>
@@ -1302,89 +1766,41 @@
                 <w:sz w:val="19"/>
                 <w:szCs w:val="19"/>
               </w:rPr>
-              <w:t xml:space="preserve">   Punto límite</w:t>
-            </w:r>
-          </w:p>
+              <w:t xml:space="preserve">Not True statement: write a counter-example that breaks the definition.</w:t>
+            </w:r>
+          </w:p>
+          <w:p>
+            <w:pPr>
+              <w:pBdr>
+                <w:bottom w:val="single" w:color="AFBECC" w:sz="6"/>
+              </w:pBdr>
+              <w:spacing w:after="30" w:before="150"/>
+            </w:pPr>
+            <w:r>
+              <w:t xml:space="preserve"/>
+            </w:r>
+          </w:p>
+        </w:tc>
+        <w:tc>
+          <w:tcPr>
+            <w:tcW w:type="dxa" w:w="2200"/>
+            <w:tcMar>
+              <w:top w:type="dxa" w:w="80"/>
+              <w:left w:type="dxa" w:w="100"/>
+              <w:bottom w:type="dxa" w:w="80"/>
+              <w:right w:type="dxa" w:w="100"/>
+            </w:tcMar>
+            <w:vAlign w:val="top"/>
+          </w:tcPr>
           <w:p>
             <w:pPr>
               <w:spacing w:after="40"/>
-            </w:pPr>
-            <w:r>
-              <w:rPr>
-                <w:sz w:val="21"/>
-                <w:szCs w:val="21"/>
-              </w:rPr>
-              <w:t xml:space="preserve">The number on the number line where the solution set starts.</w:t>
-            </w:r>
-          </w:p>
-          <w:p>
-            <w:pPr>
-              <w:spacing w:after="0"/>
-            </w:pPr>
-            <w:r>
-              <w:rPr>
-                <w:b/>
-                <w:bCs/>
-                <w:color w:val="1FA6A2"/>
-                <w:sz w:val="18"/>
-                <w:szCs w:val="18"/>
-              </w:rPr>
-              <w:t xml:space="preserve">Example:  </w:t>
-            </w:r>
-            <w:r>
-              <w:rPr>
-                <w:i/>
-                <w:iCs/>
-                <w:color w:val="5F6F80"/>
-                <w:sz w:val="18"/>
-                <w:szCs w:val="18"/>
-              </w:rPr>
-              <w:t xml:space="preserve">For x &gt; 5, the boundary point is 5, shown with an open circle.</w:t>
-            </w:r>
-          </w:p>
-        </w:tc>
-      </w:tr>
-    </w:tbl>
-    <w:tbl>
-      <w:tblPr>
-        <w:tblW w:type="pct" w:w="100%"/>
-        <w:tblBorders>
-          <w:top w:val="none" w:color="FFFFFF" w:sz="0"/>
-          <w:left w:val="none" w:color="FFFFFF" w:sz="0"/>
-          <w:bottom w:val="single" w:color="C7D2DD" w:sz="4"/>
-          <w:right w:val="none" w:color="FFFFFF" w:sz="0"/>
-          <w:insideH w:val="none" w:color="FFFFFF" w:sz="0"/>
-          <w:insideV w:val="none" w:color="FFFFFF" w:sz="0"/>
-        </w:tblBorders>
-      </w:tblPr>
-      <w:tblGrid>
-        <w:gridCol w:w="1800"/>
-        <w:gridCol w:w="7560"/>
-      </w:tblGrid>
-      <w:tr>
-        <w:trPr>
-          <w:cantSplit/>
-        </w:trPr>
-        <w:tc>
-          <w:tcPr>
-            <w:tcW w:type="dxa" w:w="1800"/>
-            <w:tcMar>
-              <w:top w:type="dxa" w:w="100"/>
-              <w:left w:type="dxa" w:w="40"/>
-              <w:bottom w:type="dxa" w:w="100"/>
-              <w:right w:type="dxa" w:w="120"/>
-            </w:tcMar>
-            <w:vAlign w:val="center"/>
-          </w:tcPr>
-          <w:p>
-            <w:pPr>
-              <w:spacing w:after="0"/>
               <w:jc w:val="center"/>
             </w:pPr>
             <w:r>
               <w:drawing>
                 <wp:inline distT="0" distB="0" distL="0" distR="0">
-                  <wp:extent cx="1047750" cy="790575"/>
+                  <wp:extent cx="876300" cy="657225"/>
                   <wp:effectExtent t="0" r="0" b="0" l="0"/>
                   <wp:docPr id="1" name="" descr="" title=""/>
                   <wp:cNvGraphicFramePr>
@@ -1409,7 +1825,7 @@
                         <pic:spPr bwMode="auto">
                           <a:xfrm>
                             <a:off x="0" y="0"/>
-                            <a:ext cx="1047750" cy="790575"/>
+                            <a:ext cx="876300" cy="657225"/>
                           </a:xfrm>
                           <a:prstGeom prst="rect">
                             <a:avLst/>
@@ -1422,69 +1838,10 @@
               </w:drawing>
             </w:r>
           </w:p>
-        </w:tc>
-        <w:tc>
-          <w:tcPr>
-            <w:tcW w:type="dxa" w:w="7560"/>
-            <w:tcMar>
-              <w:top w:type="dxa" w:w="100"/>
-              <w:left w:type="dxa" w:w="40"/>
-              <w:bottom w:type="dxa" w:w="100"/>
-              <w:right w:type="dxa" w:w="40"/>
-            </w:tcMar>
-            <w:vAlign w:val="center"/>
-          </w:tcPr>
-          <w:p>
-            <w:pPr>
-              <w:spacing w:after="50"/>
-            </w:pPr>
-            <w:r>
-              <w:rPr>
-                <w:b/>
-                <w:bCs/>
-                <w:color w:val="12355B"/>
-                <w:sz w:val="24"/>
-                <w:szCs w:val="24"/>
-              </w:rPr>
-              <w:t xml:space="preserve">True statement</w:t>
-            </w:r>
-            <w:r>
-              <w:rPr>
-                <w:i/>
-                <w:iCs/>
-                <w:color w:val="5F6F80"/>
-                <w:sz w:val="19"/>
-                <w:szCs w:val="19"/>
-              </w:rPr>
-              <w:t xml:space="preserve">   Enunciado verdadero</w:t>
-            </w:r>
-          </w:p>
-          <w:p>
-            <w:pPr>
-              <w:spacing w:after="40"/>
-            </w:pPr>
-            <w:r>
-              <w:rPr>
-                <w:sz w:val="21"/>
-                <w:szCs w:val="21"/>
-              </w:rPr>
-              <w:t xml:space="preserve">A sentence that the numbers make correct.</w:t>
-            </w:r>
-          </w:p>
           <w:p>
             <w:pPr>
               <w:spacing w:after="0"/>
             </w:pPr>
-            <w:r>
-              <w:rPr>
-                <w:b/>
-                <w:bCs/>
-                <w:color w:val="1FA6A2"/>
-                <w:sz w:val="18"/>
-                <w:szCs w:val="18"/>
-              </w:rPr>
-              <w:t xml:space="preserve">Example:  </w:t>
-            </w:r>
             <w:r>
               <w:rPr>
                 <w:i/>
@@ -3836,7 +4193,7 @@
           <w:sz w:val="19"/>
           <w:szCs w:val="19"/>
         </w:rPr>
-        <w:t xml:space="preserve">   You Do — show your work</w:t>
+        <w:t xml:space="preserve">   You Do — show your work and reasoning</w:t>
       </w:r>
     </w:p>
     <w:p>
@@ -3851,7 +4208,7 @@
           <w:sz w:val="19"/>
           <w:szCs w:val="19"/>
         </w:rPr>
-        <w:t xml:space="preserve">Solve each problem. Show your thinking in the work box.</w:t>
+        <w:t xml:space="preserve">Solve each problem in the middle column and explain your reasoning using the sentence starters on the right.</w:t>
       </w:r>
     </w:p>
     <w:p>
@@ -3880,120 +4237,219 @@
         <w:t xml:space="preserve">   extra scaffolding</w:t>
       </w:r>
     </w:p>
-    <w:p>
-      <w:pPr>
-        <w:keepNext/>
-        <w:spacing w:after="60" w:before="160"/>
-      </w:pPr>
-      <w:r>
-        <w:rPr>
-          <w:b/>
-          <w:bCs/>
-          <w:color w:val="12355B"/>
-          <w:sz w:val="22"/>
-          <w:szCs w:val="22"/>
-        </w:rPr>
-        <w:t xml:space="preserve">1.  </w:t>
-      </w:r>
-      <w:r>
-        <w:rPr>
-          <w:b/>
-          <w:bCs/>
-          <w:sz w:val="21"/>
-          <w:szCs w:val="21"/>
-        </w:rPr>
-        <w:t xml:space="preserve">Which graph represents x &gt; 8?</w:t>
-      </w:r>
-    </w:p>
-    <w:p>
-      <w:pPr>
-        <w:spacing w:after="40"/>
-        <w:ind w:left="420"/>
-      </w:pPr>
-      <w:r>
-        <w:rPr>
-          <w:sz w:val="20"/>
-          <w:szCs w:val="20"/>
-        </w:rPr>
-        <w:t xml:space="preserve">A)  Open circle at 8, shaded right</w:t>
-      </w:r>
-    </w:p>
-    <w:p>
-      <w:pPr>
-        <w:spacing w:after="40"/>
-        <w:ind w:left="420"/>
-      </w:pPr>
-      <w:r>
-        <w:rPr>
-          <w:sz w:val="20"/>
-          <w:szCs w:val="20"/>
-        </w:rPr>
-        <w:t xml:space="preserve">B)  Closed circle at 8, shaded right</w:t>
-      </w:r>
-    </w:p>
-    <w:p>
-      <w:pPr>
-        <w:spacing w:after="40"/>
-        <w:ind w:left="420"/>
-      </w:pPr>
-      <w:r>
-        <w:rPr>
-          <w:sz w:val="20"/>
-          <w:szCs w:val="20"/>
-        </w:rPr>
-        <w:t xml:space="preserve">C)  Open circle at 8, shaded left</w:t>
-      </w:r>
-    </w:p>
-    <w:p>
-      <w:pPr>
-        <w:spacing w:after="40"/>
-        <w:ind w:left="420"/>
-      </w:pPr>
-      <w:r>
-        <w:rPr>
-          <w:sz w:val="20"/>
-          <w:szCs w:val="20"/>
-        </w:rPr>
-        <w:t xml:space="preserve">D)  Closed circle at 8, shaded left</w:t>
-      </w:r>
-    </w:p>
-    <w:p>
-      <w:pPr>
-        <w:spacing w:after="20"/>
-      </w:pPr>
-      <w:r>
-        <w:t xml:space="preserve"/>
-      </w:r>
-    </w:p>
     <w:tbl>
       <w:tblPr>
-        <w:tblW w:type="pct" w:w="100%"/>
+        <w:tblW w:type="dxa" w:w="9360"/>
         <w:tblBorders>
           <w:top w:val="single" w:color="C7D2DD" w:sz="6"/>
           <w:left w:val="single" w:color="C7D2DD" w:sz="6"/>
           <w:bottom w:val="single" w:color="C7D2DD" w:sz="6"/>
           <w:right w:val="single" w:color="C7D2DD" w:sz="6"/>
-          <w:insideH w:val="single" w:color="auto" w:sz="4"/>
-          <w:insideV w:val="single" w:color="auto" w:sz="4"/>
+          <w:insideH w:val="single" w:color="C7D2DD" w:sz="6"/>
+          <w:insideV w:val="single" w:color="C7D2DD" w:sz="6"/>
         </w:tblBorders>
       </w:tblPr>
       <w:tblGrid>
-        <w:gridCol w:w="100"/>
+        <w:gridCol w:w="2800"/>
+        <w:gridCol w:w="3560"/>
+        <w:gridCol w:w="3000"/>
       </w:tblGrid>
       <w:tr>
-        <w:tc>
-          <w:tcPr>
+        <w:trPr>
+          <w:cantSplit/>
+          <w:tblHeader/>
+        </w:trPr>
+        <w:tc>
+          <w:tcPr>
+            <w:tcW w:type="dxa" w:w="2800"/>
+            <w:shd w:fill="EEF4F8" w:color="auto" w:val="clear"/>
+            <w:tcMar>
+              <w:top w:type="dxa" w:w="60"/>
+              <w:left w:type="dxa" w:w="100"/>
+              <w:bottom w:type="dxa" w:w="60"/>
+              <w:right w:type="dxa" w:w="100"/>
+            </w:tcMar>
+          </w:tcPr>
+          <w:p>
+            <w:pPr>
+              <w:spacing w:after="0"/>
+            </w:pPr>
+            <w:r>
+              <w:rPr>
+                <w:b/>
+                <w:bCs/>
+                <w:color w:val="12355B"/>
+                <w:sz w:val="16"/>
+                <w:szCs w:val="16"/>
+              </w:rPr>
+              <w:t xml:space="preserve">CORE PROBLEM / GIVEN REPRESENTATION</w:t>
+            </w:r>
+          </w:p>
+        </w:tc>
+        <w:tc>
+          <w:tcPr>
+            <w:tcW w:type="dxa" w:w="3560"/>
+            <w:shd w:fill="EEF4F8" w:color="auto" w:val="clear"/>
+            <w:tcMar>
+              <w:top w:type="dxa" w:w="60"/>
+              <w:left w:type="dxa" w:w="100"/>
+              <w:bottom w:type="dxa" w:w="60"/>
+              <w:right w:type="dxa" w:w="100"/>
+            </w:tcMar>
+          </w:tcPr>
+          <w:p>
+            <w:pPr>
+              <w:spacing w:after="0"/>
+            </w:pPr>
+            <w:r>
+              <w:rPr>
+                <w:b/>
+                <w:bCs/>
+                <w:color w:val="12355B"/>
+                <w:sz w:val="16"/>
+                <w:szCs w:val="16"/>
+              </w:rPr>
+              <w:t xml:space="preserve">WORKING SPACE / CALCULATION STEPS</w:t>
+            </w:r>
+          </w:p>
+        </w:tc>
+        <w:tc>
+          <w:tcPr>
+            <w:tcW w:type="dxa" w:w="3000"/>
             <w:shd w:fill="FBF3E2" w:color="auto" w:val="clear"/>
             <w:tcMar>
               <w:top w:type="dxa" w:w="60"/>
-              <w:left w:type="dxa" w:w="120"/>
+              <w:left w:type="dxa" w:w="100"/>
               <w:bottom w:type="dxa" w:w="60"/>
-              <w:right w:type="dxa" w:w="120"/>
-            </w:tcMar>
-          </w:tcPr>
-          <w:p>
-            <w:pPr>
-              <w:spacing w:after="0" w:line="320"/>
+              <w:right w:type="dxa" w:w="100"/>
+            </w:tcMar>
+          </w:tcPr>
+          <w:p>
+            <w:pPr>
+              <w:spacing w:after="0"/>
+            </w:pPr>
+            <w:r>
+              <w:rPr>
+                <w:b/>
+                <w:bCs/>
+                <w:color w:val="B97A12"/>
+                <w:sz w:val="16"/>
+                <w:szCs w:val="16"/>
+              </w:rPr>
+              <w:t xml:space="preserve">EXPLAIN YOUR REASONING</w:t>
+            </w:r>
+          </w:p>
+        </w:tc>
+      </w:tr>
+      <w:tr>
+        <w:trPr>
+          <w:cantSplit/>
+        </w:trPr>
+        <w:tc>
+          <w:tcPr>
+            <w:tcW w:type="dxa" w:w="2800"/>
+            <w:tcMar>
+              <w:top w:type="dxa" w:w="80"/>
+              <w:left w:type="dxa" w:w="100"/>
+              <w:bottom w:type="dxa" w:w="80"/>
+              <w:right w:type="dxa" w:w="100"/>
+            </w:tcMar>
+            <w:vAlign w:val="top"/>
+          </w:tcPr>
+          <w:p>
+            <w:pPr>
+              <w:spacing w:after="60"/>
+            </w:pPr>
+            <w:r>
+              <w:rPr>
+                <w:b/>
+                <w:bCs/>
+                <w:color w:val="12355B"/>
+                <w:sz w:val="21"/>
+                <w:szCs w:val="21"/>
+              </w:rPr>
+              <w:t xml:space="preserve">1.  </w:t>
+            </w:r>
+            <w:r>
+              <w:rPr>
+                <w:b/>
+                <w:bCs/>
+                <w:sz w:val="20"/>
+                <w:szCs w:val="20"/>
+              </w:rPr>
+              <w:t xml:space="preserve">Which graph represents x &gt; 8?</w:t>
+            </w:r>
+          </w:p>
+          <w:p>
+            <w:pPr>
+              <w:spacing w:after="30"/>
+              <w:ind w:left="180"/>
+            </w:pPr>
+            <w:r>
+              <w:rPr>
+                <w:sz w:val="19"/>
+                <w:szCs w:val="19"/>
+              </w:rPr>
+              <w:t xml:space="preserve">A)  Open circle at 8, shaded right</w:t>
+            </w:r>
+          </w:p>
+          <w:p>
+            <w:pPr>
+              <w:spacing w:after="30"/>
+              <w:ind w:left="180"/>
+            </w:pPr>
+            <w:r>
+              <w:rPr>
+                <w:sz w:val="19"/>
+                <w:szCs w:val="19"/>
+              </w:rPr>
+              <w:t xml:space="preserve">B)  Closed circle at 8, shaded right</w:t>
+            </w:r>
+          </w:p>
+          <w:p>
+            <w:pPr>
+              <w:spacing w:after="30"/>
+              <w:ind w:left="180"/>
+            </w:pPr>
+            <w:r>
+              <w:rPr>
+                <w:sz w:val="19"/>
+                <w:szCs w:val="19"/>
+              </w:rPr>
+              <w:t xml:space="preserve">C)  Open circle at 8, shaded left</w:t>
+            </w:r>
+          </w:p>
+          <w:p>
+            <w:pPr>
+              <w:spacing w:after="30"/>
+              <w:ind w:left="180"/>
+            </w:pPr>
+            <w:r>
+              <w:rPr>
+                <w:sz w:val="19"/>
+                <w:szCs w:val="19"/>
+              </w:rPr>
+              <w:t xml:space="preserve">D)  Closed circle at 8, shaded left</w:t>
+            </w:r>
+          </w:p>
+        </w:tc>
+        <w:tc>
+          <w:tcPr>
+            <w:tcW w:type="dxa" w:w="3560"/>
+            <w:tcMar>
+              <w:top w:type="dxa" w:w="80"/>
+              <w:left w:type="dxa" w:w="100"/>
+              <w:bottom w:type="dxa" w:w="80"/>
+              <w:right w:type="dxa" w:w="100"/>
+            </w:tcMar>
+            <w:vAlign w:val="top"/>
+          </w:tcPr>
+          <w:p>
+            <w:pPr>
+              <w:pBdr>
+                <w:bottom w:val="single" w:color="AFBECC" w:sz="6"/>
+              </w:pBdr>
+              <w:spacing w:after="30" w:before="150"/>
             </w:pPr>
             <w:r>
               <w:t xml:space="preserve"/>
@@ -4001,7 +4457,147 @@
           </w:p>
           <w:p>
             <w:pPr>
-              <w:spacing w:after="0" w:line="320"/>
+              <w:pBdr>
+                <w:bottom w:val="single" w:color="AFBECC" w:sz="6"/>
+              </w:pBdr>
+              <w:spacing w:after="30" w:before="150"/>
+            </w:pPr>
+            <w:r>
+              <w:t xml:space="preserve"/>
+            </w:r>
+          </w:p>
+          <w:p>
+            <w:pPr>
+              <w:pBdr>
+                <w:bottom w:val="single" w:color="AFBECC" w:sz="6"/>
+              </w:pBdr>
+              <w:spacing w:after="30" w:before="150"/>
+            </w:pPr>
+            <w:r>
+              <w:t xml:space="preserve"/>
+            </w:r>
+          </w:p>
+          <w:p>
+            <w:pPr>
+              <w:pBdr>
+                <w:bottom w:val="single" w:color="AFBECC" w:sz="6"/>
+              </w:pBdr>
+              <w:spacing w:after="30" w:before="150"/>
+            </w:pPr>
+            <w:r>
+              <w:t xml:space="preserve"/>
+            </w:r>
+          </w:p>
+        </w:tc>
+        <w:tc>
+          <w:tcPr>
+            <w:tcW w:type="dxa" w:w="3000"/>
+            <w:shd w:fill="FBF3E2" w:color="auto" w:val="clear"/>
+            <w:tcMar>
+              <w:top w:type="dxa" w:w="80"/>
+              <w:left w:type="dxa" w:w="100"/>
+              <w:bottom w:type="dxa" w:w="80"/>
+              <w:right w:type="dxa" w:w="100"/>
+            </w:tcMar>
+            <w:vAlign w:val="top"/>
+          </w:tcPr>
+          <w:p>
+            <w:pPr>
+              <w:spacing w:after="40"/>
+            </w:pPr>
+            <w:r>
+              <w:rPr>
+                <w:b/>
+                <w:bCs/>
+                <w:color w:val="12355B"/>
+                <w:sz w:val="19"/>
+                <w:szCs w:val="19"/>
+              </w:rPr>
+              <w:t xml:space="preserve">Because... </w:t>
+            </w:r>
+            <w:r>
+              <w:rPr>
+                <w:color w:val="AFBECC"/>
+                <w:sz w:val="19"/>
+                <w:szCs w:val="19"/>
+              </w:rPr>
+              <w:t xml:space="preserve">________________</w:t>
+            </w:r>
+          </w:p>
+          <w:p>
+            <w:pPr>
+              <w:pBdr>
+                <w:bottom w:val="single" w:color="AFBECC" w:sz="6"/>
+              </w:pBdr>
+              <w:spacing w:after="30" w:before="150"/>
+            </w:pPr>
+            <w:r>
+              <w:t xml:space="preserve"/>
+            </w:r>
+          </w:p>
+          <w:p>
+            <w:pPr>
+              <w:spacing w:after="40" w:before="80"/>
+            </w:pPr>
+            <w:r>
+              <w:rPr>
+                <w:b/>
+                <w:bCs/>
+                <w:color w:val="6B4FA0"/>
+                <w:sz w:val="19"/>
+                <w:szCs w:val="19"/>
+              </w:rPr>
+              <w:t xml:space="preserve">Although... </w:t>
+            </w:r>
+            <w:r>
+              <w:rPr>
+                <w:color w:val="AFBECC"/>
+                <w:sz w:val="19"/>
+                <w:szCs w:val="19"/>
+              </w:rPr>
+              <w:t xml:space="preserve">_______________</w:t>
+            </w:r>
+          </w:p>
+          <w:p>
+            <w:pPr>
+              <w:pBdr>
+                <w:bottom w:val="single" w:color="AFBECC" w:sz="6"/>
+              </w:pBdr>
+              <w:spacing w:after="30" w:before="150"/>
+            </w:pPr>
+            <w:r>
+              <w:t xml:space="preserve"/>
+            </w:r>
+          </w:p>
+          <w:p>
+            <w:pPr>
+              <w:spacing w:after="40" w:before="80"/>
+            </w:pPr>
+            <w:r>
+              <w:rPr>
+                <w:b/>
+                <w:bCs/>
+                <w:color w:val="1FA6A2"/>
+                <w:sz w:val="19"/>
+                <w:szCs w:val="19"/>
+              </w:rPr>
+              <w:t xml:space="preserve">Therefore... </w:t>
+            </w:r>
+            <w:r>
+              <w:rPr>
+                <w:color w:val="AFBECC"/>
+                <w:sz w:val="19"/>
+                <w:szCs w:val="19"/>
+              </w:rPr>
+              <w:t xml:space="preserve">______________</w:t>
+            </w:r>
+          </w:p>
+          <w:p>
+            <w:pPr>
+              <w:pBdr>
+                <w:bottom w:val="single" w:color="AFBECC" w:sz="6"/>
+              </w:pBdr>
+              <w:spacing w:after="30" w:before="150"/>
             </w:pPr>
             <w:r>
               <w:t xml:space="preserve"/>
@@ -4012,84 +4608,7 @@
     </w:tbl>
     <w:p>
       <w:pPr>
-        <w:keepNext/>
-        <w:spacing w:after="60" w:before="160"/>
-      </w:pPr>
-      <w:r>
-        <w:rPr>
-          <w:b/>
-          <w:bCs/>
-          <w:color w:val="12355B"/>
-          <w:sz w:val="22"/>
-          <w:szCs w:val="22"/>
-        </w:rPr>
-        <w:t xml:space="preserve">2.  </w:t>
-      </w:r>
-      <w:r>
-        <w:rPr>
-          <w:b/>
-          <w:bCs/>
-          <w:sz w:val="21"/>
-          <w:szCs w:val="21"/>
-        </w:rPr>
-        <w:t xml:space="preserve">Which graph represents x ≤ 10?</w:t>
-      </w:r>
-    </w:p>
-    <w:p>
-      <w:pPr>
-        <w:spacing w:after="40"/>
-        <w:ind w:left="420"/>
-      </w:pPr>
-      <w:r>
-        <w:rPr>
-          <w:sz w:val="20"/>
-          <w:szCs w:val="20"/>
-        </w:rPr>
-        <w:t xml:space="preserve">A)  Closed circle at 10, shaded left</w:t>
-      </w:r>
-    </w:p>
-    <w:p>
-      <w:pPr>
-        <w:spacing w:after="40"/>
-        <w:ind w:left="420"/>
-      </w:pPr>
-      <w:r>
-        <w:rPr>
-          <w:sz w:val="20"/>
-          <w:szCs w:val="20"/>
-        </w:rPr>
-        <w:t xml:space="preserve">B)  Open circle at 10, shaded left</w:t>
-      </w:r>
-    </w:p>
-    <w:p>
-      <w:pPr>
-        <w:spacing w:after="40"/>
-        <w:ind w:left="420"/>
-      </w:pPr>
-      <w:r>
-        <w:rPr>
-          <w:sz w:val="20"/>
-          <w:szCs w:val="20"/>
-        </w:rPr>
-        <w:t xml:space="preserve">C)  Closed circle at 10, shaded right</w:t>
-      </w:r>
-    </w:p>
-    <w:p>
-      <w:pPr>
-        <w:spacing w:after="40"/>
-        <w:ind w:left="420"/>
-      </w:pPr>
-      <w:r>
-        <w:rPr>
-          <w:sz w:val="20"/>
-          <w:szCs w:val="20"/>
-        </w:rPr>
-        <w:t xml:space="preserve">D)  Open circle at 10, shaded right</w:t>
-      </w:r>
-    </w:p>
-    <w:p>
-      <w:pPr>
-        <w:spacing w:after="20"/>
+        <w:spacing w:after="80"/>
       </w:pPr>
       <w:r>
         <w:t xml:space="preserve"/>
@@ -4097,33 +4616,217 @@
     </w:p>
     <w:tbl>
       <w:tblPr>
-        <w:tblW w:type="pct" w:w="100%"/>
+        <w:tblW w:type="dxa" w:w="9360"/>
         <w:tblBorders>
           <w:top w:val="single" w:color="C7D2DD" w:sz="6"/>
           <w:left w:val="single" w:color="C7D2DD" w:sz="6"/>
           <w:bottom w:val="single" w:color="C7D2DD" w:sz="6"/>
           <w:right w:val="single" w:color="C7D2DD" w:sz="6"/>
-          <w:insideH w:val="single" w:color="auto" w:sz="4"/>
-          <w:insideV w:val="single" w:color="auto" w:sz="4"/>
+          <w:insideH w:val="single" w:color="C7D2DD" w:sz="6"/>
+          <w:insideV w:val="single" w:color="C7D2DD" w:sz="6"/>
         </w:tblBorders>
       </w:tblPr>
       <w:tblGrid>
-        <w:gridCol w:w="100"/>
+        <w:gridCol w:w="2800"/>
+        <w:gridCol w:w="3560"/>
+        <w:gridCol w:w="3000"/>
       </w:tblGrid>
       <w:tr>
-        <w:tc>
-          <w:tcPr>
+        <w:trPr>
+          <w:cantSplit/>
+          <w:tblHeader/>
+        </w:trPr>
+        <w:tc>
+          <w:tcPr>
+            <w:tcW w:type="dxa" w:w="2800"/>
+            <w:shd w:fill="EEF4F8" w:color="auto" w:val="clear"/>
+            <w:tcMar>
+              <w:top w:type="dxa" w:w="60"/>
+              <w:left w:type="dxa" w:w="100"/>
+              <w:bottom w:type="dxa" w:w="60"/>
+              <w:right w:type="dxa" w:w="100"/>
+            </w:tcMar>
+          </w:tcPr>
+          <w:p>
+            <w:pPr>
+              <w:spacing w:after="0"/>
+            </w:pPr>
+            <w:r>
+              <w:rPr>
+                <w:b/>
+                <w:bCs/>
+                <w:color w:val="12355B"/>
+                <w:sz w:val="16"/>
+                <w:szCs w:val="16"/>
+              </w:rPr>
+              <w:t xml:space="preserve">CORE PROBLEM / GIVEN REPRESENTATION</w:t>
+            </w:r>
+          </w:p>
+        </w:tc>
+        <w:tc>
+          <w:tcPr>
+            <w:tcW w:type="dxa" w:w="3560"/>
+            <w:shd w:fill="EEF4F8" w:color="auto" w:val="clear"/>
+            <w:tcMar>
+              <w:top w:type="dxa" w:w="60"/>
+              <w:left w:type="dxa" w:w="100"/>
+              <w:bottom w:type="dxa" w:w="60"/>
+              <w:right w:type="dxa" w:w="100"/>
+            </w:tcMar>
+          </w:tcPr>
+          <w:p>
+            <w:pPr>
+              <w:spacing w:after="0"/>
+            </w:pPr>
+            <w:r>
+              <w:rPr>
+                <w:b/>
+                <w:bCs/>
+                <w:color w:val="12355B"/>
+                <w:sz w:val="16"/>
+                <w:szCs w:val="16"/>
+              </w:rPr>
+              <w:t xml:space="preserve">WORKING SPACE / CALCULATION STEPS</w:t>
+            </w:r>
+          </w:p>
+        </w:tc>
+        <w:tc>
+          <w:tcPr>
+            <w:tcW w:type="dxa" w:w="3000"/>
             <w:shd w:fill="FBF3E2" w:color="auto" w:val="clear"/>
             <w:tcMar>
               <w:top w:type="dxa" w:w="60"/>
-              <w:left w:type="dxa" w:w="120"/>
+              <w:left w:type="dxa" w:w="100"/>
               <w:bottom w:type="dxa" w:w="60"/>
-              <w:right w:type="dxa" w:w="120"/>
-            </w:tcMar>
-          </w:tcPr>
-          <w:p>
-            <w:pPr>
-              <w:spacing w:after="0" w:line="320"/>
+              <w:right w:type="dxa" w:w="100"/>
+            </w:tcMar>
+          </w:tcPr>
+          <w:p>
+            <w:pPr>
+              <w:spacing w:after="0"/>
+            </w:pPr>
+            <w:r>
+              <w:rPr>
+                <w:b/>
+                <w:bCs/>
+                <w:color w:val="B97A12"/>
+                <w:sz w:val="16"/>
+                <w:szCs w:val="16"/>
+              </w:rPr>
+              <w:t xml:space="preserve">EXPLAIN YOUR REASONING</w:t>
+            </w:r>
+          </w:p>
+        </w:tc>
+      </w:tr>
+      <w:tr>
+        <w:trPr>
+          <w:cantSplit/>
+        </w:trPr>
+        <w:tc>
+          <w:tcPr>
+            <w:tcW w:type="dxa" w:w="2800"/>
+            <w:tcMar>
+              <w:top w:type="dxa" w:w="80"/>
+              <w:left w:type="dxa" w:w="100"/>
+              <w:bottom w:type="dxa" w:w="80"/>
+              <w:right w:type="dxa" w:w="100"/>
+            </w:tcMar>
+            <w:vAlign w:val="top"/>
+          </w:tcPr>
+          <w:p>
+            <w:pPr>
+              <w:spacing w:after="60"/>
+            </w:pPr>
+            <w:r>
+              <w:rPr>
+                <w:b/>
+                <w:bCs/>
+                <w:color w:val="12355B"/>
+                <w:sz w:val="21"/>
+                <w:szCs w:val="21"/>
+              </w:rPr>
+              <w:t xml:space="preserve">2.  </w:t>
+            </w:r>
+            <w:r>
+              <w:rPr>
+                <w:b/>
+                <w:bCs/>
+                <w:sz w:val="20"/>
+                <w:szCs w:val="20"/>
+              </w:rPr>
+              <w:t xml:space="preserve">Which graph represents x ≤ 10?</w:t>
+            </w:r>
+          </w:p>
+          <w:p>
+            <w:pPr>
+              <w:spacing w:after="30"/>
+              <w:ind w:left="180"/>
+            </w:pPr>
+            <w:r>
+              <w:rPr>
+                <w:sz w:val="19"/>
+                <w:szCs w:val="19"/>
+              </w:rPr>
+              <w:t xml:space="preserve">A)  Closed circle at 10, shaded left</w:t>
+            </w:r>
+          </w:p>
+          <w:p>
+            <w:pPr>
+              <w:spacing w:after="30"/>
+              <w:ind w:left="180"/>
+            </w:pPr>
+            <w:r>
+              <w:rPr>
+                <w:sz w:val="19"/>
+                <w:szCs w:val="19"/>
+              </w:rPr>
+              <w:t xml:space="preserve">B)  Open circle at 10, shaded left</w:t>
+            </w:r>
+          </w:p>
+          <w:p>
+            <w:pPr>
+              <w:spacing w:after="30"/>
+              <w:ind w:left="180"/>
+            </w:pPr>
+            <w:r>
+              <w:rPr>
+                <w:sz w:val="19"/>
+                <w:szCs w:val="19"/>
+              </w:rPr>
+              <w:t xml:space="preserve">C)  Closed circle at 10, shaded right</w:t>
+            </w:r>
+          </w:p>
+          <w:p>
+            <w:pPr>
+              <w:spacing w:after="30"/>
+              <w:ind w:left="180"/>
+            </w:pPr>
+            <w:r>
+              <w:rPr>
+                <w:sz w:val="19"/>
+                <w:szCs w:val="19"/>
+              </w:rPr>
+              <w:t xml:space="preserve">D)  Open circle at 10, shaded right</w:t>
+            </w:r>
+          </w:p>
+        </w:tc>
+        <w:tc>
+          <w:tcPr>
+            <w:tcW w:type="dxa" w:w="3560"/>
+            <w:tcMar>
+              <w:top w:type="dxa" w:w="80"/>
+              <w:left w:type="dxa" w:w="100"/>
+              <w:bottom w:type="dxa" w:w="80"/>
+              <w:right w:type="dxa" w:w="100"/>
+            </w:tcMar>
+            <w:vAlign w:val="top"/>
+          </w:tcPr>
+          <w:p>
+            <w:pPr>
+              <w:pBdr>
+                <w:bottom w:val="single" w:color="AFBECC" w:sz="6"/>
+              </w:pBdr>
+              <w:spacing w:after="30" w:before="150"/>
             </w:pPr>
             <w:r>
               <w:t xml:space="preserve"/>
@@ -4131,7 +4834,147 @@
           </w:p>
           <w:p>
             <w:pPr>
-              <w:spacing w:after="0" w:line="320"/>
+              <w:pBdr>
+                <w:bottom w:val="single" w:color="AFBECC" w:sz="6"/>
+              </w:pBdr>
+              <w:spacing w:after="30" w:before="150"/>
+            </w:pPr>
+            <w:r>
+              <w:t xml:space="preserve"/>
+            </w:r>
+          </w:p>
+          <w:p>
+            <w:pPr>
+              <w:pBdr>
+                <w:bottom w:val="single" w:color="AFBECC" w:sz="6"/>
+              </w:pBdr>
+              <w:spacing w:after="30" w:before="150"/>
+            </w:pPr>
+            <w:r>
+              <w:t xml:space="preserve"/>
+            </w:r>
+          </w:p>
+          <w:p>
+            <w:pPr>
+              <w:pBdr>
+                <w:bottom w:val="single" w:color="AFBECC" w:sz="6"/>
+              </w:pBdr>
+              <w:spacing w:after="30" w:before="150"/>
+            </w:pPr>
+            <w:r>
+              <w:t xml:space="preserve"/>
+            </w:r>
+          </w:p>
+        </w:tc>
+        <w:tc>
+          <w:tcPr>
+            <w:tcW w:type="dxa" w:w="3000"/>
+            <w:shd w:fill="FBF3E2" w:color="auto" w:val="clear"/>
+            <w:tcMar>
+              <w:top w:type="dxa" w:w="80"/>
+              <w:left w:type="dxa" w:w="100"/>
+              <w:bottom w:type="dxa" w:w="80"/>
+              <w:right w:type="dxa" w:w="100"/>
+            </w:tcMar>
+            <w:vAlign w:val="top"/>
+          </w:tcPr>
+          <w:p>
+            <w:pPr>
+              <w:spacing w:after="40"/>
+            </w:pPr>
+            <w:r>
+              <w:rPr>
+                <w:b/>
+                <w:bCs/>
+                <w:color w:val="12355B"/>
+                <w:sz w:val="19"/>
+                <w:szCs w:val="19"/>
+              </w:rPr>
+              <w:t xml:space="preserve">Because... </w:t>
+            </w:r>
+            <w:r>
+              <w:rPr>
+                <w:color w:val="AFBECC"/>
+                <w:sz w:val="19"/>
+                <w:szCs w:val="19"/>
+              </w:rPr>
+              <w:t xml:space="preserve">________________</w:t>
+            </w:r>
+          </w:p>
+          <w:p>
+            <w:pPr>
+              <w:pBdr>
+                <w:bottom w:val="single" w:color="AFBECC" w:sz="6"/>
+              </w:pBdr>
+              <w:spacing w:after="30" w:before="150"/>
+            </w:pPr>
+            <w:r>
+              <w:t xml:space="preserve"/>
+            </w:r>
+          </w:p>
+          <w:p>
+            <w:pPr>
+              <w:spacing w:after="40" w:before="80"/>
+            </w:pPr>
+            <w:r>
+              <w:rPr>
+                <w:b/>
+                <w:bCs/>
+                <w:color w:val="6B4FA0"/>
+                <w:sz w:val="19"/>
+                <w:szCs w:val="19"/>
+              </w:rPr>
+              <w:t xml:space="preserve">Although... </w:t>
+            </w:r>
+            <w:r>
+              <w:rPr>
+                <w:color w:val="AFBECC"/>
+                <w:sz w:val="19"/>
+                <w:szCs w:val="19"/>
+              </w:rPr>
+              <w:t xml:space="preserve">_______________</w:t>
+            </w:r>
+          </w:p>
+          <w:p>
+            <w:pPr>
+              <w:pBdr>
+                <w:bottom w:val="single" w:color="AFBECC" w:sz="6"/>
+              </w:pBdr>
+              <w:spacing w:after="30" w:before="150"/>
+            </w:pPr>
+            <w:r>
+              <w:t xml:space="preserve"/>
+            </w:r>
+          </w:p>
+          <w:p>
+            <w:pPr>
+              <w:spacing w:after="40" w:before="80"/>
+            </w:pPr>
+            <w:r>
+              <w:rPr>
+                <w:b/>
+                <w:bCs/>
+                <w:color w:val="1FA6A2"/>
+                <w:sz w:val="19"/>
+                <w:szCs w:val="19"/>
+              </w:rPr>
+              <w:t xml:space="preserve">Therefore... </w:t>
+            </w:r>
+            <w:r>
+              <w:rPr>
+                <w:color w:val="AFBECC"/>
+                <w:sz w:val="19"/>
+                <w:szCs w:val="19"/>
+              </w:rPr>
+              <w:t xml:space="preserve">______________</w:t>
+            </w:r>
+          </w:p>
+          <w:p>
+            <w:pPr>
+              <w:pBdr>
+                <w:bottom w:val="single" w:color="AFBECC" w:sz="6"/>
+              </w:pBdr>
+              <w:spacing w:after="30" w:before="150"/>
             </w:pPr>
             <w:r>
               <w:t xml:space="preserve"/>
@@ -4140,6 +4983,14 @@
         </w:tc>
       </w:tr>
     </w:tbl>
+    <w:p>
+      <w:pPr>
+        <w:spacing w:after="80"/>
+      </w:pPr>
+      <w:r>
+        <w:t xml:space="preserve"/>
+      </w:r>
+    </w:p>
     <w:p>
       <w:pPr>
         <w:pStyle w:val="Heading1"/>
@@ -4258,6 +5109,149 @@
         <w:t xml:space="preserve"/>
       </w:r>
     </w:p>
+    <w:p>
+      <w:pPr>
+        <w:spacing w:after="60"/>
+      </w:pPr>
+      <w:r>
+        <w:t xml:space="preserve"/>
+      </w:r>
+    </w:p>
+    <w:tbl>
+      <w:tblPr>
+        <w:tblW w:type="dxa" w:w="9360"/>
+        <w:tblBorders>
+          <w:top w:val="single" w:color="C7D2DD" w:sz="6"/>
+          <w:left w:val="single" w:color="C7D2DD" w:sz="6"/>
+          <w:bottom w:val="single" w:color="C7D2DD" w:sz="6"/>
+          <w:right w:val="single" w:color="C7D2DD" w:sz="6"/>
+          <w:insideH w:val="single" w:color="C7D2DD" w:sz="6"/>
+          <w:insideV w:val="single" w:color="C7D2DD" w:sz="6"/>
+        </w:tblBorders>
+      </w:tblPr>
+      <w:tblGrid>
+        <w:gridCol w:w="3120"/>
+        <w:gridCol w:w="3120"/>
+        <w:gridCol w:w="3120"/>
+      </w:tblGrid>
+      <w:tr>
+        <w:trPr>
+          <w:cantSplit/>
+          <w:tblHeader/>
+        </w:trPr>
+        <w:tc>
+          <w:tcPr>
+            <w:tcW w:type="dxa" w:w="9360"/>
+            <w:gridSpan w:val="3"/>
+            <w:shd w:fill="EEF4F8" w:color="auto" w:val="clear"/>
+            <w:tcMar>
+              <w:top w:type="dxa" w:w="60"/>
+              <w:left w:type="dxa" w:w="100"/>
+              <w:bottom w:type="dxa" w:w="60"/>
+              <w:right w:type="dxa" w:w="100"/>
+            </w:tcMar>
+          </w:tcPr>
+          <w:p>
+            <w:pPr>
+              <w:spacing w:after="0"/>
+            </w:pPr>
+            <w:r>
+              <w:rPr>
+                <w:b/>
+                <w:bCs/>
+                <w:color w:val="12355B"/>
+                <w:sz w:val="18"/>
+                <w:szCs w:val="18"/>
+              </w:rPr>
+              <w:t xml:space="preserve">EXIT CHECK · 3-POINT SELF-ASSESSMENT CHECKLIST</w:t>
+            </w:r>
+          </w:p>
+        </w:tc>
+      </w:tr>
+      <w:tr>
+        <w:trPr>
+          <w:cantSplit/>
+        </w:trPr>
+        <w:tc>
+          <w:tcPr>
+            <w:tcW w:type="dxa" w:w="3120"/>
+            <w:tcMar>
+              <w:top w:type="dxa" w:w="80"/>
+              <w:left w:type="dxa" w:w="100"/>
+              <w:bottom w:type="dxa" w:w="80"/>
+              <w:right w:type="dxa" w:w="100"/>
+            </w:tcMar>
+          </w:tcPr>
+          <w:p>
+            <w:pPr>
+              <w:spacing w:after="0"/>
+            </w:pPr>
+            <w:r>
+              <w:rPr>
+                <w:b/>
+                <w:bCs/>
+                <w:color w:val="1A2733"/>
+                <w:sz w:val="18"/>
+                <w:szCs w:val="18"/>
+              </w:rPr>
+              <w:t xml:space="preserve">☐ 1. Units &amp; Labels Verified</w:t>
+            </w:r>
+          </w:p>
+        </w:tc>
+        <w:tc>
+          <w:tcPr>
+            <w:tcW w:type="dxa" w:w="3120"/>
+            <w:tcMar>
+              <w:top w:type="dxa" w:w="80"/>
+              <w:left w:type="dxa" w:w="100"/>
+              <w:bottom w:type="dxa" w:w="80"/>
+              <w:right w:type="dxa" w:w="100"/>
+            </w:tcMar>
+          </w:tcPr>
+          <w:p>
+            <w:pPr>
+              <w:spacing w:after="0"/>
+            </w:pPr>
+            <w:r>
+              <w:rPr>
+                <w:b/>
+                <w:bCs/>
+                <w:color w:val="1A2733"/>
+                <w:sz w:val="18"/>
+                <w:szCs w:val="18"/>
+              </w:rPr>
+              <w:t xml:space="preserve">☐ 2. Reasoning Stated (Because / Although / Therefore)</w:t>
+            </w:r>
+          </w:p>
+        </w:tc>
+        <w:tc>
+          <w:tcPr>
+            <w:tcW w:type="dxa" w:w="3120"/>
+            <w:tcMar>
+              <w:top w:type="dxa" w:w="80"/>
+              <w:left w:type="dxa" w:w="100"/>
+              <w:bottom w:type="dxa" w:w="80"/>
+              <w:right w:type="dxa" w:w="100"/>
+            </w:tcMar>
+          </w:tcPr>
+          <w:p>
+            <w:pPr>
+              <w:spacing w:after="0"/>
+            </w:pPr>
+            <w:r>
+              <w:rPr>
+                <w:b/>
+                <w:bCs/>
+                <w:color w:val="1A2733"/>
+                <w:sz w:val="18"/>
+                <w:szCs w:val="18"/>
+              </w:rPr>
+              <w:t xml:space="preserve">☐ 3. Calculations Double-Checked</w:t>
+            </w:r>
+          </w:p>
+        </w:tc>
+      </w:tr>
+    </w:tbl>
     <w:sectPr>
       <w:headerReference w:type="default" r:id="rId7"/>
       <w:footerReference w:type="default" r:id="rId8"/>
